--- a/src/design/System_Design_Document.docx
+++ b/src/design/System_Design_Document.docx
@@ -1174,10 +1174,7 @@
         <w:pStyle w:val="Heading1"/>
       </w:pPr>
       <w:r>
-        <w:t xml:space="preserve">2. </w:t>
-      </w:r>
-      <w:r>
-        <w:t>System Overview</w:t>
+        <w:t>2. System Overview</w:t>
       </w:r>
     </w:p>
     <w:p>
@@ -1193,10 +1190,7 @@
         <w:pStyle w:val="Heading2"/>
       </w:pPr>
       <w:r>
-        <w:t>2</w:t>
-      </w:r>
-      <w:r>
-        <w:t>.1 Purpose</w:t>
+        <w:t>2.1 Purpose</w:t>
       </w:r>
     </w:p>
     <w:p>
@@ -1227,10 +1221,7 @@
         <w:pStyle w:val="Heading2"/>
       </w:pPr>
       <w:r>
-        <w:t>2</w:t>
-      </w:r>
-      <w:r>
-        <w:t>.2 System Overview</w:t>
+        <w:t>2.2 System Overview</w:t>
       </w:r>
     </w:p>
     <w:p>
@@ -1353,579 +1344,2024 @@
         <w:pStyle w:val="Heading1"/>
       </w:pPr>
       <w:r>
-        <w:t>3.</w:t>
-      </w:r>
-      <w:r>
-        <w:t xml:space="preserve"> </w:t>
+        <w:t>3. Overall Architecture</w:t>
+      </w:r>
+    </w:p>
+    <w:p>
+      <w:pPr>
+        <w:pStyle w:val="NormalWeb"/>
+      </w:pPr>
+      <w:r>
+        <w:t>This is one of the most important chapters.</w:t>
+      </w:r>
+    </w:p>
+    <w:p>
+      <w:pPr>
+        <w:pStyle w:val="NormalWeb"/>
+      </w:pPr>
+      <w:r>
+        <w:t>We'll build an architecture that can grow as your project evolves.</w:t>
+      </w:r>
+    </w:p>
+    <w:p/>
+    <w:p>
+      <w:pPr>
+        <w:pStyle w:val="Heading2"/>
+      </w:pPr>
+      <w:r>
+        <w:t>High-Level Architecture</w:t>
+      </w:r>
+    </w:p>
+    <w:p>
+      <w:pPr>
+        <w:pStyle w:val="HTMLPreformatted"/>
+        <w:rPr>
+          <w:rStyle w:val="HTMLCode"/>
+        </w:rPr>
+      </w:pPr>
+      <w:r>
+        <w:rPr>
+          <w:rStyle w:val="HTMLCode"/>
+        </w:rPr>
+        <w:t xml:space="preserve">                        Users</w:t>
+      </w:r>
+    </w:p>
+    <w:p>
+      <w:pPr>
+        <w:pStyle w:val="HTMLPreformatted"/>
+        <w:rPr>
+          <w:rStyle w:val="HTMLCode"/>
+        </w:rPr>
+      </w:pPr>
+      <w:r>
+        <w:rPr>
+          <w:rStyle w:val="HTMLCode"/>
+        </w:rPr>
+        <w:t>────────────────────────────────────────────</w:t>
+      </w:r>
+    </w:p>
+    <w:p>
+      <w:pPr>
+        <w:pStyle w:val="HTMLPreformatted"/>
+        <w:rPr>
+          <w:rStyle w:val="HTMLCode"/>
+        </w:rPr>
+      </w:pPr>
+      <w:r>
+        <w:rPr>
+          <w:rStyle w:val="HTMLCode"/>
+        </w:rPr>
+        <w:t xml:space="preserve"> Members</w:t>
+      </w:r>
+    </w:p>
+    <w:p>
+      <w:pPr>
+        <w:pStyle w:val="HTMLPreformatted"/>
+        <w:rPr>
+          <w:rStyle w:val="HTMLCode"/>
+        </w:rPr>
+      </w:pPr>
+      <w:r>
+        <w:rPr>
+          <w:rStyle w:val="HTMLCode"/>
+        </w:rPr>
+        <w:t xml:space="preserve"> Guests</w:t>
+      </w:r>
+    </w:p>
+    <w:p>
+      <w:pPr>
+        <w:pStyle w:val="HTMLPreformatted"/>
+        <w:rPr>
+          <w:rStyle w:val="HTMLCode"/>
+        </w:rPr>
+      </w:pPr>
+      <w:r>
+        <w:rPr>
+          <w:rStyle w:val="HTMLCode"/>
+        </w:rPr>
+        <w:t xml:space="preserve"> Employees</w:t>
+      </w:r>
+    </w:p>
+    <w:p>
+      <w:pPr>
+        <w:pStyle w:val="HTMLPreformatted"/>
+        <w:rPr>
+          <w:rStyle w:val="HTMLCode"/>
+        </w:rPr>
+      </w:pPr>
+      <w:r>
+        <w:rPr>
+          <w:rStyle w:val="HTMLCode"/>
+        </w:rPr>
+        <w:t xml:space="preserve"> Contractors</w:t>
+      </w:r>
+    </w:p>
+    <w:p>
+      <w:pPr>
+        <w:pStyle w:val="HTMLPreformatted"/>
+        <w:rPr>
+          <w:rStyle w:val="HTMLCode"/>
+        </w:rPr>
+      </w:pPr>
+      <w:r>
+        <w:rPr>
+          <w:rStyle w:val="HTMLCode"/>
+        </w:rPr>
+        <w:t xml:space="preserve"> Management</w:t>
+      </w:r>
+    </w:p>
+    <w:p>
+      <w:pPr>
+        <w:pStyle w:val="HTMLPreformatted"/>
+        <w:rPr>
+          <w:rStyle w:val="HTMLCode"/>
+        </w:rPr>
+      </w:pPr>
+      <w:r>
+        <w:rPr>
+          <w:rStyle w:val="HTMLCode"/>
+        </w:rPr>
+        <w:t>────────────────────────────────────────────</w:t>
+      </w:r>
+    </w:p>
+    <w:p>
+      <w:pPr>
+        <w:pStyle w:val="HTMLPreformatted"/>
+        <w:rPr>
+          <w:rStyle w:val="HTMLCode"/>
+        </w:rPr>
+      </w:pPr>
+      <w:r>
+        <w:rPr>
+          <w:rStyle w:val="HTMLCode"/>
+        </w:rPr>
+        <w:t xml:space="preserve">                 │</w:t>
+      </w:r>
+    </w:p>
+    <w:p>
+      <w:pPr>
+        <w:pStyle w:val="HTMLPreformatted"/>
+        <w:rPr>
+          <w:rStyle w:val="HTMLCode"/>
+        </w:rPr>
+      </w:pPr>
+      <w:r>
+        <w:rPr>
+          <w:rStyle w:val="HTMLCode"/>
+        </w:rPr>
+        <w:t xml:space="preserve">                 ▼</w:t>
+      </w:r>
+    </w:p>
+    <w:p>
+      <w:pPr>
+        <w:pStyle w:val="HTMLPreformatted"/>
+        <w:rPr>
+          <w:rStyle w:val="HTMLCode"/>
+        </w:rPr>
+      </w:pPr>
+      <w:r>
+        <w:rPr>
+          <w:rStyle w:val="HTMLCode"/>
+        </w:rPr>
+        <w:t xml:space="preserve">        React Web Application</w:t>
+      </w:r>
+    </w:p>
+    <w:p>
+      <w:pPr>
+        <w:pStyle w:val="HTMLPreformatted"/>
+        <w:rPr>
+          <w:rStyle w:val="HTMLCode"/>
+        </w:rPr>
+      </w:pPr>
+      <w:r>
+        <w:rPr>
+          <w:rStyle w:val="HTMLCode"/>
+        </w:rPr>
+        <w:t>────────────────────────────────────────────</w:t>
+      </w:r>
+    </w:p>
+    <w:p>
+      <w:pPr>
+        <w:pStyle w:val="HTMLPreformatted"/>
+        <w:rPr>
+          <w:rStyle w:val="HTMLCode"/>
+        </w:rPr>
+      </w:pPr>
+      <w:r>
+        <w:rPr>
+          <w:rStyle w:val="HTMLCode"/>
+        </w:rPr>
+        <w:t xml:space="preserve"> Search</w:t>
+      </w:r>
+    </w:p>
+    <w:p>
+      <w:pPr>
+        <w:pStyle w:val="HTMLPreformatted"/>
+        <w:rPr>
+          <w:rStyle w:val="HTMLCode"/>
+        </w:rPr>
+      </w:pPr>
+      <w:r>
+        <w:rPr>
+          <w:rStyle w:val="HTMLCode"/>
+        </w:rPr>
+        <w:t xml:space="preserve"> Interactive Map</w:t>
+      </w:r>
+    </w:p>
+    <w:p>
+      <w:pPr>
+        <w:pStyle w:val="HTMLPreformatted"/>
+        <w:rPr>
+          <w:rStyle w:val="HTMLCode"/>
+        </w:rPr>
+      </w:pPr>
+      <w:r>
+        <w:rPr>
+          <w:rStyle w:val="HTMLCode"/>
+        </w:rPr>
+        <w:t xml:space="preserve"> Route Finder</w:t>
+      </w:r>
+    </w:p>
+    <w:p>
+      <w:pPr>
+        <w:pStyle w:val="HTMLPreformatted"/>
+        <w:rPr>
+          <w:rStyle w:val="HTMLCode"/>
+        </w:rPr>
+      </w:pPr>
+      <w:r>
+        <w:rPr>
+          <w:rStyle w:val="HTMLCode"/>
+        </w:rPr>
+        <w:t xml:space="preserve"> Location Details</w:t>
+      </w:r>
+    </w:p>
+    <w:p>
+      <w:pPr>
+        <w:pStyle w:val="HTMLPreformatted"/>
+        <w:rPr>
+          <w:rStyle w:val="HTMLCode"/>
+        </w:rPr>
+      </w:pPr>
+      <w:r>
+        <w:rPr>
+          <w:rStyle w:val="HTMLCode"/>
+        </w:rPr>
+        <w:t xml:space="preserve"> User Interface</w:t>
+      </w:r>
+    </w:p>
+    <w:p>
+      <w:pPr>
+        <w:pStyle w:val="HTMLPreformatted"/>
+        <w:rPr>
+          <w:rStyle w:val="HTMLCode"/>
+        </w:rPr>
+      </w:pPr>
+      <w:r>
+        <w:rPr>
+          <w:rStyle w:val="HTMLCode"/>
+        </w:rPr>
+        <w:t>────────────────────────────────────────────</w:t>
+      </w:r>
+    </w:p>
+    <w:p>
+      <w:pPr>
+        <w:pStyle w:val="HTMLPreformatted"/>
+        <w:rPr>
+          <w:rStyle w:val="HTMLCode"/>
+        </w:rPr>
+      </w:pPr>
+      <w:r>
+        <w:rPr>
+          <w:rStyle w:val="HTMLCode"/>
+        </w:rPr>
+        <w:t xml:space="preserve">                 │</w:t>
+      </w:r>
+    </w:p>
+    <w:p>
+      <w:pPr>
+        <w:pStyle w:val="HTMLPreformatted"/>
+        <w:rPr>
+          <w:rStyle w:val="HTMLCode"/>
+        </w:rPr>
+      </w:pPr>
+      <w:r>
+        <w:rPr>
+          <w:rStyle w:val="HTMLCode"/>
+        </w:rPr>
+        <w:t xml:space="preserve">        REST API (Node.js/Express)</w:t>
+      </w:r>
+    </w:p>
+    <w:p>
+      <w:pPr>
+        <w:pStyle w:val="HTMLPreformatted"/>
+        <w:rPr>
+          <w:rStyle w:val="HTMLCode"/>
+        </w:rPr>
+      </w:pPr>
+      <w:r>
+        <w:rPr>
+          <w:rStyle w:val="HTMLCode"/>
+        </w:rPr>
+        <w:t>────────────────────────────────────────────</w:t>
+      </w:r>
+    </w:p>
+    <w:p>
+      <w:pPr>
+        <w:pStyle w:val="HTMLPreformatted"/>
+        <w:rPr>
+          <w:rStyle w:val="HTMLCode"/>
+        </w:rPr>
+      </w:pPr>
+      <w:r>
+        <w:rPr>
+          <w:rStyle w:val="HTMLCode"/>
+        </w:rPr>
+        <w:t xml:space="preserve"> Authentication</w:t>
+      </w:r>
+    </w:p>
+    <w:p>
+      <w:pPr>
+        <w:pStyle w:val="HTMLPreformatted"/>
+        <w:rPr>
+          <w:rStyle w:val="HTMLCode"/>
+        </w:rPr>
+      </w:pPr>
+      <w:r>
+        <w:rPr>
+          <w:rStyle w:val="HTMLCode"/>
+        </w:rPr>
+        <w:t xml:space="preserve"> Routing Engine</w:t>
+      </w:r>
+    </w:p>
+    <w:p>
+      <w:pPr>
+        <w:pStyle w:val="HTMLPreformatted"/>
+        <w:rPr>
+          <w:rStyle w:val="HTMLCode"/>
+        </w:rPr>
+      </w:pPr>
+      <w:r>
+        <w:rPr>
+          <w:rStyle w:val="HTMLCode"/>
+        </w:rPr>
+        <w:t xml:space="preserve"> Business Logic</w:t>
+      </w:r>
+    </w:p>
+    <w:p>
+      <w:pPr>
+        <w:pStyle w:val="HTMLPreformatted"/>
+        <w:rPr>
+          <w:rStyle w:val="HTMLCode"/>
+        </w:rPr>
+      </w:pPr>
+      <w:r>
+        <w:rPr>
+          <w:rStyle w:val="HTMLCode"/>
+        </w:rPr>
+        <w:t xml:space="preserve"> Location Services</w:t>
+      </w:r>
+    </w:p>
+    <w:p>
+      <w:pPr>
+        <w:pStyle w:val="HTMLPreformatted"/>
+        <w:rPr>
+          <w:rStyle w:val="HTMLCode"/>
+        </w:rPr>
+      </w:pPr>
+      <w:r>
+        <w:rPr>
+          <w:rStyle w:val="HTMLCode"/>
+        </w:rPr>
+        <w:t xml:space="preserve"> Database Access</w:t>
+      </w:r>
+    </w:p>
+    <w:p>
+      <w:pPr>
+        <w:pStyle w:val="HTMLPreformatted"/>
+        <w:rPr>
+          <w:rStyle w:val="HTMLCode"/>
+        </w:rPr>
+      </w:pPr>
+      <w:r>
+        <w:rPr>
+          <w:rStyle w:val="HTMLCode"/>
+        </w:rPr>
+        <w:t>────────────────────────────────────────────</w:t>
+      </w:r>
+    </w:p>
+    <w:p>
+      <w:pPr>
+        <w:pStyle w:val="HTMLPreformatted"/>
+        <w:rPr>
+          <w:rStyle w:val="HTMLCode"/>
+        </w:rPr>
+      </w:pPr>
+      <w:r>
+        <w:rPr>
+          <w:rStyle w:val="HTMLCode"/>
+        </w:rPr>
+        <w:t xml:space="preserve">                 │</w:t>
+      </w:r>
+    </w:p>
+    <w:p>
+      <w:pPr>
+        <w:pStyle w:val="HTMLPreformatted"/>
+        <w:rPr>
+          <w:rStyle w:val="HTMLCode"/>
+        </w:rPr>
+      </w:pPr>
+      <w:r>
+        <w:rPr>
+          <w:rStyle w:val="HTMLCode"/>
+        </w:rPr>
+        <w:t xml:space="preserve">                 ▼</w:t>
+      </w:r>
+    </w:p>
+    <w:p>
+      <w:pPr>
+        <w:pStyle w:val="HTMLPreformatted"/>
+        <w:rPr>
+          <w:rStyle w:val="HTMLCode"/>
+        </w:rPr>
+      </w:pPr>
+      <w:r>
+        <w:rPr>
+          <w:rStyle w:val="HTMLCode"/>
+        </w:rPr>
+        <w:t xml:space="preserve">      Microsoft SQL Server Database</w:t>
+      </w:r>
+    </w:p>
+    <w:p>
+      <w:pPr>
+        <w:pStyle w:val="HTMLPreformatted"/>
+        <w:rPr>
+          <w:rStyle w:val="HTMLCode"/>
+        </w:rPr>
+      </w:pPr>
+      <w:r>
+        <w:rPr>
+          <w:rStyle w:val="HTMLCode"/>
+        </w:rPr>
+        <w:t>────────────────────────────────────────────</w:t>
+      </w:r>
+    </w:p>
+    <w:p>
+      <w:pPr>
+        <w:pStyle w:val="HTMLPreformatted"/>
+        <w:rPr>
+          <w:rStyle w:val="HTMLCode"/>
+        </w:rPr>
+      </w:pPr>
+      <w:r>
+        <w:rPr>
+          <w:rStyle w:val="HTMLCode"/>
+        </w:rPr>
+        <w:t xml:space="preserve"> Buildings</w:t>
+      </w:r>
+    </w:p>
+    <w:p>
+      <w:pPr>
+        <w:pStyle w:val="HTMLPreformatted"/>
+        <w:rPr>
+          <w:rStyle w:val="HTMLCode"/>
+        </w:rPr>
+      </w:pPr>
+      <w:r>
+        <w:rPr>
+          <w:rStyle w:val="HTMLCode"/>
+        </w:rPr>
+        <w:t xml:space="preserve"> Roads</w:t>
+      </w:r>
+    </w:p>
+    <w:p>
+      <w:pPr>
+        <w:pStyle w:val="HTMLPreformatted"/>
+        <w:rPr>
+          <w:rStyle w:val="HTMLCode"/>
+        </w:rPr>
+      </w:pPr>
+      <w:r>
+        <w:rPr>
+          <w:rStyle w:val="HTMLCode"/>
+        </w:rPr>
+        <w:t xml:space="preserve"> Intersections</w:t>
+      </w:r>
+    </w:p>
+    <w:p>
+      <w:pPr>
+        <w:pStyle w:val="HTMLPreformatted"/>
+        <w:rPr>
+          <w:rStyle w:val="HTMLCode"/>
+        </w:rPr>
+      </w:pPr>
+      <w:r>
+        <w:rPr>
+          <w:rStyle w:val="HTMLCode"/>
+        </w:rPr>
+        <w:t xml:space="preserve"> GPS Routes</w:t>
+      </w:r>
+    </w:p>
+    <w:p>
+      <w:pPr>
+        <w:pStyle w:val="HTMLPreformatted"/>
+        <w:rPr>
+          <w:rStyle w:val="HTMLCode"/>
+        </w:rPr>
+      </w:pPr>
+      <w:r>
+        <w:rPr>
+          <w:rStyle w:val="HTMLCode"/>
+        </w:rPr>
+        <w:t xml:space="preserve"> Categories</w:t>
+      </w:r>
+    </w:p>
+    <w:p>
+      <w:pPr>
+        <w:pStyle w:val="HTMLPreformatted"/>
+        <w:rPr>
+          <w:rStyle w:val="HTMLCode"/>
+        </w:rPr>
+      </w:pPr>
+      <w:r>
+        <w:rPr>
+          <w:rStyle w:val="HTMLCode"/>
+        </w:rPr>
+        <w:lastRenderedPageBreak/>
+        <w:t xml:space="preserve"> Transportation Modes</w:t>
+      </w:r>
+    </w:p>
+    <w:p>
+      <w:pPr>
+        <w:pStyle w:val="HTMLPreformatted"/>
+      </w:pPr>
+      <w:r>
+        <w:rPr>
+          <w:rStyle w:val="HTMLCode"/>
+        </w:rPr>
+        <w:t xml:space="preserve"> Points of Interest</w:t>
+      </w:r>
+    </w:p>
+    <w:p/>
+    <w:p>
+      <w:pPr>
+        <w:rPr>
+          <w:b/>
+        </w:rPr>
+      </w:pPr>
+      <w:r>
+        <w:rPr>
+          <w:b/>
+          <w:noProof/>
+        </w:rPr>
+        <w:drawing>
+          <wp:inline distT="0" distB="0" distL="0" distR="0">
+            <wp:extent cx="5943600" cy="1858315"/>
+            <wp:effectExtent l="0" t="0" r="0" b="8890"/>
+            <wp:docPr id="2" name="Picture 2" descr="D:\Documents\Project\SAM\sam-website\sam\src\design\SDD_diagram_NB.png"/>
+            <wp:cNvGraphicFramePr>
+              <a:graphicFrameLocks xmlns:a="http://schemas.openxmlformats.org/drawingml/2006/main" noChangeAspect="1"/>
+            </wp:cNvGraphicFramePr>
+            <a:graphic xmlns:a="http://schemas.openxmlformats.org/drawingml/2006/main">
+              <a:graphicData uri="http://schemas.openxmlformats.org/drawingml/2006/picture">
+                <pic:pic xmlns:pic="http://schemas.openxmlformats.org/drawingml/2006/picture">
+                  <pic:nvPicPr>
+                    <pic:cNvPr id="0" name="Picture 2" descr="D:\Documents\Project\SAM\sam-website\sam\src\design\SDD_diagram_NB.png"/>
+                    <pic:cNvPicPr>
+                      <a:picLocks noChangeAspect="1" noChangeArrowheads="1"/>
+                    </pic:cNvPicPr>
+                  </pic:nvPicPr>
+                  <pic:blipFill>
+                    <a:blip r:embed="rId5">
+                      <a:extLst>
+                        <a:ext uri="{28A0092B-C50C-407E-A947-70E740481C1C}">
+                          <a14:useLocalDpi xmlns:a14="http://schemas.microsoft.com/office/drawing/2010/main" val="0"/>
+                        </a:ext>
+                      </a:extLst>
+                    </a:blip>
+                    <a:srcRect/>
+                    <a:stretch>
+                      <a:fillRect/>
+                    </a:stretch>
+                  </pic:blipFill>
+                  <pic:spPr bwMode="auto">
+                    <a:xfrm>
+                      <a:off x="0" y="0"/>
+                      <a:ext cx="5943600" cy="1858315"/>
+                    </a:xfrm>
+                    <a:prstGeom prst="rect">
+                      <a:avLst/>
+                    </a:prstGeom>
+                    <a:noFill/>
+                    <a:ln>
+                      <a:noFill/>
+                    </a:ln>
+                  </pic:spPr>
+                </pic:pic>
+              </a:graphicData>
+            </a:graphic>
+          </wp:inline>
+        </w:drawing>
+      </w:r>
+    </w:p>
+    <w:p>
+      <w:pPr>
+        <w:rPr>
+          <w:b/>
+        </w:rPr>
+      </w:pPr>
+    </w:p>
+    <w:p>
+      <w:pPr>
+        <w:pStyle w:val="Heading2"/>
+      </w:pPr>
+      <w:r>
+        <w:t>Architecture Style</w:t>
+      </w:r>
+    </w:p>
+    <w:p>
+      <w:pPr>
+        <w:pStyle w:val="Heading3"/>
+      </w:pPr>
+    </w:p>
+    <w:p>
+      <w:pPr>
+        <w:pStyle w:val="Heading3"/>
+      </w:pPr>
+      <w:r>
+        <w:t>Client Layer</w:t>
+      </w:r>
+    </w:p>
+    <w:p>
+      <w:pPr>
+        <w:pStyle w:val="NormalWeb"/>
+      </w:pPr>
+      <w:r>
+        <w:t>React</w:t>
+      </w:r>
+    </w:p>
+    <w:p>
+      <w:pPr>
+        <w:pStyle w:val="NormalWeb"/>
+      </w:pPr>
+      <w:r>
+        <w:t>Handles:</w:t>
+      </w:r>
+    </w:p>
+    <w:p>
+      <w:pPr>
+        <w:numPr>
+          <w:ilvl w:val="0"/>
+          <w:numId w:val="3"/>
+        </w:numPr>
+        <w:spacing w:before="100" w:beforeAutospacing="1" w:after="100" w:afterAutospacing="1" w:line="240" w:lineRule="auto"/>
+      </w:pPr>
+      <w:r>
+        <w:t xml:space="preserve">UI </w:t>
+      </w:r>
+    </w:p>
+    <w:p>
+      <w:pPr>
+        <w:numPr>
+          <w:ilvl w:val="0"/>
+          <w:numId w:val="3"/>
+        </w:numPr>
+        <w:spacing w:before="100" w:beforeAutospacing="1" w:after="100" w:afterAutospacing="1" w:line="240" w:lineRule="auto"/>
+      </w:pPr>
+      <w:r>
+        <w:t xml:space="preserve">Search </w:t>
+      </w:r>
+    </w:p>
+    <w:p>
+      <w:pPr>
+        <w:numPr>
+          <w:ilvl w:val="0"/>
+          <w:numId w:val="3"/>
+        </w:numPr>
+        <w:spacing w:before="100" w:beforeAutospacing="1" w:after="100" w:afterAutospacing="1" w:line="240" w:lineRule="auto"/>
+      </w:pPr>
+      <w:r>
+        <w:t xml:space="preserve">Map </w:t>
+      </w:r>
+    </w:p>
+    <w:p>
+      <w:pPr>
+        <w:numPr>
+          <w:ilvl w:val="0"/>
+          <w:numId w:val="3"/>
+        </w:numPr>
+        <w:spacing w:before="100" w:beforeAutospacing="1" w:after="100" w:afterAutospacing="1" w:line="240" w:lineRule="auto"/>
+      </w:pPr>
+      <w:r>
+        <w:t xml:space="preserve">Route visualization </w:t>
+      </w:r>
+    </w:p>
+    <w:p>
+      <w:pPr>
+        <w:spacing w:after="0"/>
+      </w:pPr>
+    </w:p>
+    <w:p>
+      <w:pPr>
+        <w:pStyle w:val="Heading3"/>
+      </w:pPr>
+      <w:r>
+        <w:t>Application Layer</w:t>
+      </w:r>
+    </w:p>
+    <w:p>
+      <w:pPr>
+        <w:pStyle w:val="NormalWeb"/>
+      </w:pPr>
+      <w:r>
+        <w:t>Node.js + Express</w:t>
+      </w:r>
+    </w:p>
+    <w:p>
+      <w:pPr>
+        <w:pStyle w:val="NormalWeb"/>
+      </w:pPr>
+      <w:r>
+        <w:t>Handles:</w:t>
+      </w:r>
+    </w:p>
+    <w:p>
+      <w:pPr>
+        <w:numPr>
+          <w:ilvl w:val="0"/>
+          <w:numId w:val="4"/>
+        </w:numPr>
+        <w:spacing w:before="100" w:beforeAutospacing="1" w:after="100" w:afterAutospacing="1" w:line="240" w:lineRule="auto"/>
+      </w:pPr>
+      <w:r>
+        <w:t xml:space="preserve">Business logic </w:t>
+      </w:r>
+    </w:p>
+    <w:p>
+      <w:pPr>
+        <w:numPr>
+          <w:ilvl w:val="0"/>
+          <w:numId w:val="4"/>
+        </w:numPr>
+        <w:spacing w:before="100" w:beforeAutospacing="1" w:after="100" w:afterAutospacing="1" w:line="240" w:lineRule="auto"/>
+      </w:pPr>
+      <w:r>
+        <w:t xml:space="preserve">Routing </w:t>
+      </w:r>
+    </w:p>
+    <w:p>
+      <w:pPr>
+        <w:numPr>
+          <w:ilvl w:val="0"/>
+          <w:numId w:val="4"/>
+        </w:numPr>
+        <w:spacing w:before="100" w:beforeAutospacing="1" w:after="100" w:afterAutospacing="1" w:line="240" w:lineRule="auto"/>
+      </w:pPr>
+      <w:r>
+        <w:t xml:space="preserve">API </w:t>
+      </w:r>
+    </w:p>
+    <w:p>
+      <w:pPr>
+        <w:numPr>
+          <w:ilvl w:val="0"/>
+          <w:numId w:val="4"/>
+        </w:numPr>
+        <w:spacing w:before="100" w:beforeAutospacing="1" w:after="100" w:afterAutospacing="1" w:line="240" w:lineRule="auto"/>
+      </w:pPr>
+      <w:r>
+        <w:t xml:space="preserve">Database communication </w:t>
+      </w:r>
+    </w:p>
+    <w:p>
+      <w:pPr>
+        <w:spacing w:after="0"/>
+      </w:pPr>
+    </w:p>
+    <w:p>
+      <w:pPr>
+        <w:pStyle w:val="Heading3"/>
+      </w:pPr>
+      <w:r>
+        <w:t>Data Layer</w:t>
+      </w:r>
+    </w:p>
+    <w:p>
+      <w:pPr>
+        <w:pStyle w:val="NormalWeb"/>
+      </w:pPr>
+      <w:r>
+        <w:t>Microsoft SQL Server</w:t>
+      </w:r>
+    </w:p>
+    <w:p>
+      <w:pPr>
+        <w:pStyle w:val="NormalWeb"/>
+      </w:pPr>
+      <w:r>
+        <w:lastRenderedPageBreak/>
+        <w:t>Stores:</w:t>
+      </w:r>
+    </w:p>
+    <w:p>
+      <w:pPr>
+        <w:numPr>
+          <w:ilvl w:val="0"/>
+          <w:numId w:val="5"/>
+        </w:numPr>
+        <w:spacing w:before="100" w:beforeAutospacing="1" w:after="100" w:afterAutospacing="1" w:line="240" w:lineRule="auto"/>
+      </w:pPr>
+      <w:r>
+        <w:t xml:space="preserve">Roads </w:t>
+      </w:r>
+    </w:p>
+    <w:p>
+      <w:pPr>
+        <w:numPr>
+          <w:ilvl w:val="0"/>
+          <w:numId w:val="5"/>
+        </w:numPr>
+        <w:spacing w:before="100" w:beforeAutospacing="1" w:after="100" w:afterAutospacing="1" w:line="240" w:lineRule="auto"/>
+      </w:pPr>
+      <w:r>
+        <w:t xml:space="preserve">Buildings </w:t>
+      </w:r>
+    </w:p>
+    <w:p>
+      <w:pPr>
+        <w:numPr>
+          <w:ilvl w:val="0"/>
+          <w:numId w:val="5"/>
+        </w:numPr>
+        <w:spacing w:before="100" w:beforeAutospacing="1" w:after="100" w:afterAutospacing="1" w:line="240" w:lineRule="auto"/>
+      </w:pPr>
+      <w:r>
+        <w:t xml:space="preserve">GPS coordinates </w:t>
+      </w:r>
+    </w:p>
+    <w:p>
+      <w:pPr>
+        <w:numPr>
+          <w:ilvl w:val="0"/>
+          <w:numId w:val="5"/>
+        </w:numPr>
+        <w:spacing w:before="100" w:beforeAutospacing="1" w:after="100" w:afterAutospacing="1" w:line="240" w:lineRule="auto"/>
+      </w:pPr>
+      <w:r>
+        <w:t xml:space="preserve">Categories </w:t>
+      </w:r>
+    </w:p>
+    <w:p>
+      <w:pPr>
+        <w:numPr>
+          <w:ilvl w:val="0"/>
+          <w:numId w:val="5"/>
+        </w:numPr>
+        <w:spacing w:before="100" w:beforeAutospacing="1" w:after="100" w:afterAutospacing="1" w:line="240" w:lineRule="auto"/>
+      </w:pPr>
+      <w:r>
+        <w:t xml:space="preserve">Routes </w:t>
+      </w:r>
+    </w:p>
+    <w:p>
+      <w:pPr>
+        <w:spacing w:before="100" w:beforeAutospacing="1" w:after="100" w:afterAutospacing="1" w:line="240" w:lineRule="auto"/>
+        <w:rPr>
+          <w:b/>
+        </w:rPr>
+      </w:pPr>
+      <w:r>
+        <w:rPr>
+          <w:b/>
+          <w:noProof/>
+        </w:rPr>
+        <w:drawing>
+          <wp:inline distT="0" distB="0" distL="0" distR="0">
+            <wp:extent cx="5943600" cy="4076775"/>
+            <wp:effectExtent l="0" t="0" r="0" b="0"/>
+            <wp:docPr id="6" name="Picture 6" descr="C:\Users\jepjoseph\Downloads\Architecture_Style_NB.drawio.png"/>
+            <wp:cNvGraphicFramePr>
+              <a:graphicFrameLocks xmlns:a="http://schemas.openxmlformats.org/drawingml/2006/main" noChangeAspect="1"/>
+            </wp:cNvGraphicFramePr>
+            <a:graphic xmlns:a="http://schemas.openxmlformats.org/drawingml/2006/main">
+              <a:graphicData uri="http://schemas.openxmlformats.org/drawingml/2006/picture">
+                <pic:pic xmlns:pic="http://schemas.openxmlformats.org/drawingml/2006/picture">
+                  <pic:nvPicPr>
+                    <pic:cNvPr id="0" name="Picture 12" descr="C:\Users\jepjoseph\Downloads\Architecture_Style_NB.drawio.png"/>
+                    <pic:cNvPicPr>
+                      <a:picLocks noChangeAspect="1" noChangeArrowheads="1"/>
+                    </pic:cNvPicPr>
+                  </pic:nvPicPr>
+                  <pic:blipFill>
+                    <a:blip r:embed="rId6">
+                      <a:extLst>
+                        <a:ext uri="{28A0092B-C50C-407E-A947-70E740481C1C}">
+                          <a14:useLocalDpi xmlns:a14="http://schemas.microsoft.com/office/drawing/2010/main" val="0"/>
+                        </a:ext>
+                      </a:extLst>
+                    </a:blip>
+                    <a:srcRect/>
+                    <a:stretch>
+                      <a:fillRect/>
+                    </a:stretch>
+                  </pic:blipFill>
+                  <pic:spPr bwMode="auto">
+                    <a:xfrm>
+                      <a:off x="0" y="0"/>
+                      <a:ext cx="5943600" cy="4076775"/>
+                    </a:xfrm>
+                    <a:prstGeom prst="rect">
+                      <a:avLst/>
+                    </a:prstGeom>
+                    <a:noFill/>
+                    <a:ln>
+                      <a:noFill/>
+                    </a:ln>
+                  </pic:spPr>
+                </pic:pic>
+              </a:graphicData>
+            </a:graphic>
+          </wp:inline>
+        </w:drawing>
+      </w:r>
+    </w:p>
+    <w:p>
+      <w:pPr>
+        <w:spacing w:before="100" w:beforeAutospacing="1" w:after="100" w:afterAutospacing="1" w:line="240" w:lineRule="auto"/>
+        <w:rPr>
+          <w:b/>
+        </w:rPr>
+      </w:pPr>
+    </w:p>
+    <w:p>
+      <w:pPr>
+        <w:spacing w:before="100" w:beforeAutospacing="1" w:after="100" w:afterAutospacing="1" w:line="240" w:lineRule="auto"/>
+        <w:rPr>
+          <w:b/>
+        </w:rPr>
+      </w:pPr>
+    </w:p>
+    <w:p>
+      <w:pPr>
+        <w:spacing w:before="100" w:beforeAutospacing="1" w:after="100" w:afterAutospacing="1" w:line="240" w:lineRule="auto"/>
+        <w:rPr>
+          <w:b/>
+        </w:rPr>
+      </w:pPr>
+    </w:p>
+    <w:p>
+      <w:pPr>
+        <w:spacing w:before="100" w:beforeAutospacing="1" w:after="100" w:afterAutospacing="1" w:line="240" w:lineRule="auto"/>
+        <w:rPr>
+          <w:b/>
+        </w:rPr>
+      </w:pPr>
+    </w:p>
+    <w:p>
+      <w:pPr>
+        <w:spacing w:before="100" w:beforeAutospacing="1" w:after="100" w:afterAutospacing="1" w:line="240" w:lineRule="auto"/>
+        <w:rPr>
+          <w:b/>
+        </w:rPr>
+      </w:pPr>
+    </w:p>
+    <w:p>
+      <w:pPr>
+        <w:spacing w:before="100" w:beforeAutospacing="1" w:after="100" w:afterAutospacing="1" w:line="240" w:lineRule="auto"/>
+        <w:rPr>
+          <w:b/>
+        </w:rPr>
+      </w:pPr>
+    </w:p>
+    <w:p>
+      <w:pPr>
+        <w:spacing w:before="100" w:beforeAutospacing="1" w:after="100" w:afterAutospacing="1" w:line="240" w:lineRule="auto"/>
+        <w:rPr>
+          <w:b/>
+        </w:rPr>
+      </w:pPr>
+    </w:p>
+    <w:p>
+      <w:pPr>
+        <w:pStyle w:val="Heading1"/>
+      </w:pPr>
+      <w:r>
+        <w:lastRenderedPageBreak/>
+        <w:t>3</w:t>
+      </w:r>
+      <w:r>
+        <w:t xml:space="preserve">. </w:t>
+      </w:r>
+      <w:r>
+        <w:t>Technology Stack</w:t>
+      </w:r>
+    </w:p>
+    <w:p>
+      <w:pPr>
+        <w:pStyle w:val="NormalWeb"/>
+      </w:pPr>
+      <w:r>
+        <w:t>Why</w:t>
+      </w:r>
+      <w:r>
+        <w:t xml:space="preserve"> these technologies?"</w:t>
+      </w:r>
+    </w:p>
+    <w:p>
+      <w:pPr>
+        <w:pStyle w:val="Heading2"/>
+      </w:pPr>
+    </w:p>
+    <w:p>
+      <w:pPr>
+        <w:pStyle w:val="Heading2"/>
+      </w:pPr>
+      <w:r>
+        <w:t>Frontend</w:t>
+      </w:r>
+    </w:p>
+    <w:p>
+      <w:pPr>
+        <w:pStyle w:val="Heading3"/>
+      </w:pPr>
+      <w:r>
+        <w:t>React</w:t>
+      </w:r>
+    </w:p>
+    <w:p>
+      <w:pPr>
+        <w:pStyle w:val="NormalWeb"/>
+      </w:pPr>
+      <w:r>
+        <w:t>Purpose</w:t>
+      </w:r>
+      <w:r>
+        <w:t xml:space="preserve">: </w:t>
+      </w:r>
+      <w:r>
+        <w:t>Build interactive user interfaces.</w:t>
+      </w:r>
+    </w:p>
+    <w:p>
+      <w:pPr>
+        <w:pStyle w:val="NormalWeb"/>
+      </w:pPr>
+      <w:r>
+        <w:t>Reason</w:t>
+      </w:r>
+      <w:r>
+        <w:t>: (</w:t>
+      </w:r>
+      <w:r>
+        <w:t>C</w:t>
+      </w:r>
+      <w:r>
+        <w:t xml:space="preserve">omponent-based, </w:t>
+      </w:r>
+      <w:proofErr w:type="gramStart"/>
+      <w:r>
+        <w:t>Fast</w:t>
+      </w:r>
+      <w:proofErr w:type="gramEnd"/>
+      <w:r>
+        <w:t xml:space="preserve"> rendering, </w:t>
+      </w:r>
+      <w:r>
+        <w:t>Large ecosystem</w:t>
+      </w:r>
+      <w:r>
+        <w:t>, Easy maintenance).</w:t>
+      </w:r>
+    </w:p>
+    <w:p>
+      <w:pPr>
+        <w:spacing w:after="0"/>
+      </w:pPr>
+    </w:p>
+    <w:p>
+      <w:pPr>
+        <w:pStyle w:val="Heading3"/>
+      </w:pPr>
+      <w:r>
+        <w:t>JavaScript</w:t>
+      </w:r>
+    </w:p>
+    <w:p>
+      <w:pPr>
+        <w:pStyle w:val="NormalWeb"/>
+      </w:pPr>
+      <w:r>
+        <w:t>Purpose</w:t>
+      </w:r>
+      <w:r>
+        <w:t xml:space="preserve">: </w:t>
+      </w:r>
+      <w:r>
+        <w:t>Application logic.</w:t>
+      </w:r>
+    </w:p>
+    <w:p>
+      <w:pPr>
+        <w:pStyle w:val="NormalWeb"/>
+      </w:pPr>
+      <w:r>
+        <w:t>Reason</w:t>
+      </w:r>
+      <w:r>
+        <w:t xml:space="preserve">: </w:t>
+      </w:r>
+      <w:r>
+        <w:t>Industry standard.</w:t>
+      </w:r>
+    </w:p>
+    <w:p/>
+    <w:p>
+      <w:pPr>
+        <w:pStyle w:val="Heading3"/>
+      </w:pPr>
+      <w:proofErr w:type="spellStart"/>
+      <w:r>
+        <w:t>Vite</w:t>
+      </w:r>
+      <w:proofErr w:type="spellEnd"/>
+    </w:p>
+    <w:p>
+      <w:pPr>
+        <w:pStyle w:val="NormalWeb"/>
+      </w:pPr>
+      <w:r>
+        <w:t>Purpose</w:t>
+      </w:r>
+      <w:r>
+        <w:t xml:space="preserve">: </w:t>
+      </w:r>
+      <w:r>
+        <w:t>Development environment.</w:t>
+      </w:r>
+    </w:p>
+    <w:p>
+      <w:pPr>
+        <w:pStyle w:val="NormalWeb"/>
+      </w:pPr>
+      <w:r>
+        <w:t>Reason</w:t>
+      </w:r>
+      <w:r>
+        <w:t>: (</w:t>
+      </w:r>
+      <w:r>
+        <w:t>Fast builds</w:t>
+      </w:r>
+      <w:r>
+        <w:t xml:space="preserve">, </w:t>
+      </w:r>
+      <w:r>
+        <w:t>Fast refresh</w:t>
+      </w:r>
+      <w:r>
+        <w:t xml:space="preserve">, </w:t>
+      </w:r>
+      <w:r>
+        <w:t>Simple configuration</w:t>
+      </w:r>
+      <w:r>
+        <w:t>)</w:t>
+      </w:r>
+    </w:p>
+    <w:p/>
+    <w:p>
+      <w:pPr>
+        <w:pStyle w:val="Heading3"/>
+      </w:pPr>
+      <w:r>
+        <w:t>CSS</w:t>
+      </w:r>
+    </w:p>
+    <w:p>
+      <w:pPr>
+        <w:pStyle w:val="NormalWeb"/>
+      </w:pPr>
+      <w:r>
+        <w:t>Purpose</w:t>
+      </w:r>
+      <w:r>
+        <w:t xml:space="preserve">: </w:t>
+      </w:r>
+      <w:r>
+        <w:t>Responsive interface.</w:t>
+      </w:r>
+    </w:p>
+    <w:p>
+      <w:pPr>
+        <w:pStyle w:val="NormalWeb"/>
+      </w:pPr>
+      <w:r>
+        <w:t>Reason</w:t>
+      </w:r>
+      <w:r>
+        <w:t>: (</w:t>
+      </w:r>
+      <w:r>
+        <w:t>Lightweight</w:t>
+      </w:r>
+      <w:r>
+        <w:t xml:space="preserve">, </w:t>
+      </w:r>
+      <w:r>
+        <w:t>Easy customization</w:t>
+      </w:r>
+      <w:r>
+        <w:t>)</w:t>
+      </w:r>
+    </w:p>
+    <w:p/>
+    <w:p>
+      <w:pPr>
+        <w:pStyle w:val="Heading3"/>
+      </w:pPr>
+      <w:r>
+        <w:t>Leaflet</w:t>
+      </w:r>
+    </w:p>
+    <w:p>
+      <w:pPr>
+        <w:pStyle w:val="NormalWeb"/>
+      </w:pPr>
+      <w:r>
+        <w:t>Purpose</w:t>
+      </w:r>
+      <w:r>
+        <w:t xml:space="preserve">: </w:t>
+      </w:r>
+      <w:r>
+        <w:t>Interactive mapping.</w:t>
+      </w:r>
+    </w:p>
+    <w:p>
+      <w:pPr>
+        <w:pStyle w:val="NormalWeb"/>
+      </w:pPr>
+      <w:r>
+        <w:t>Reason</w:t>
+      </w:r>
+      <w:r>
+        <w:t>: (</w:t>
+      </w:r>
+      <w:r>
+        <w:t>Open-source</w:t>
+      </w:r>
+      <w:r>
+        <w:t xml:space="preserve">, </w:t>
+      </w:r>
+      <w:r>
+        <w:t>Supports GPS</w:t>
+      </w:r>
+      <w:r>
+        <w:t xml:space="preserve">, </w:t>
+      </w:r>
+      <w:r>
+        <w:t xml:space="preserve">Works with </w:t>
+      </w:r>
+      <w:proofErr w:type="spellStart"/>
+      <w:r>
+        <w:t>OpenStreetMap</w:t>
+      </w:r>
+      <w:proofErr w:type="spellEnd"/>
+      <w:r>
+        <w:t xml:space="preserve">, </w:t>
+      </w:r>
+      <w:r>
+        <w:t>Lightweight</w:t>
+      </w:r>
+      <w:r>
+        <w:t>)</w:t>
+      </w:r>
+    </w:p>
+    <w:p/>
+    <w:p>
+      <w:pPr>
+        <w:pStyle w:val="Heading3"/>
+      </w:pPr>
+      <w:proofErr w:type="spellStart"/>
+      <w:r>
+        <w:lastRenderedPageBreak/>
+        <w:t>OpenStreetMap</w:t>
+      </w:r>
+      <w:proofErr w:type="spellEnd"/>
+    </w:p>
+    <w:p>
+      <w:pPr>
+        <w:pStyle w:val="NormalWeb"/>
+      </w:pPr>
+      <w:r>
+        <w:t>Purpose</w:t>
+      </w:r>
+      <w:r>
+        <w:t xml:space="preserve">: </w:t>
+      </w:r>
+      <w:r>
+        <w:t>Base map.</w:t>
+      </w:r>
+    </w:p>
+    <w:p>
+      <w:pPr>
+        <w:pStyle w:val="NormalWeb"/>
+      </w:pPr>
+      <w:r>
+        <w:t>Reason</w:t>
+      </w:r>
+      <w:r>
+        <w:t>: (</w:t>
+      </w:r>
+      <w:r>
+        <w:t>Free</w:t>
+      </w:r>
+      <w:r>
+        <w:t xml:space="preserve">, </w:t>
+      </w:r>
+      <w:r>
+        <w:t>No licensing costs</w:t>
+      </w:r>
+      <w:r>
+        <w:t xml:space="preserve">, </w:t>
+      </w:r>
+      <w:proofErr w:type="gramStart"/>
+      <w:r>
+        <w:t>Large</w:t>
+      </w:r>
+      <w:proofErr w:type="gramEnd"/>
+      <w:r>
+        <w:t xml:space="preserve"> community</w:t>
+      </w:r>
+      <w:r>
+        <w:t>)</w:t>
+      </w:r>
+    </w:p>
+    <w:p/>
+    <w:p>
+      <w:pPr>
+        <w:pStyle w:val="Heading2"/>
+      </w:pPr>
+      <w:r>
+        <w:t>Backend</w:t>
+      </w:r>
+    </w:p>
+    <w:p>
+      <w:pPr>
+        <w:pStyle w:val="Heading3"/>
+      </w:pPr>
+      <w:r>
+        <w:t>Node.js</w:t>
+      </w:r>
+    </w:p>
+    <w:p>
+      <w:pPr>
+        <w:pStyle w:val="NormalWeb"/>
+      </w:pPr>
+      <w:r>
+        <w:t>Purpose</w:t>
+      </w:r>
+      <w:r>
+        <w:t xml:space="preserve">: </w:t>
+      </w:r>
+      <w:r>
+        <w:t>Application server.</w:t>
+      </w:r>
+    </w:p>
+    <w:p>
+      <w:pPr>
+        <w:pStyle w:val="NormalWeb"/>
+      </w:pPr>
+      <w:r>
+        <w:t>Reason</w:t>
+      </w:r>
+      <w:r>
+        <w:t>: (</w:t>
+      </w:r>
+      <w:r>
+        <w:t>Fast</w:t>
+      </w:r>
+      <w:r>
+        <w:t xml:space="preserve">, </w:t>
+      </w:r>
+      <w:r>
+        <w:t>JavaScript everywhere</w:t>
+      </w:r>
+      <w:r>
+        <w:t xml:space="preserve">, </w:t>
+      </w:r>
+      <w:r>
+        <w:t>Scalable</w:t>
+      </w:r>
+      <w:r>
+        <w:t>)</w:t>
+      </w:r>
+    </w:p>
+    <w:p/>
+    <w:p>
+      <w:pPr>
+        <w:pStyle w:val="Heading3"/>
+      </w:pPr>
+      <w:r>
+        <w:t>Express</w:t>
+      </w:r>
+    </w:p>
+    <w:p>
+      <w:pPr>
+        <w:pStyle w:val="NormalWeb"/>
+      </w:pPr>
+      <w:r>
+        <w:t>Purpose</w:t>
+      </w:r>
+      <w:r>
+        <w:t xml:space="preserve">: </w:t>
+      </w:r>
+      <w:r>
+        <w:t>REST API.</w:t>
+      </w:r>
+    </w:p>
+    <w:p>
+      <w:pPr>
+        <w:pStyle w:val="NormalWeb"/>
+      </w:pPr>
+      <w:r>
+        <w:t>Reason</w:t>
+      </w:r>
+      <w:r>
+        <w:t>: (</w:t>
+      </w:r>
+      <w:r>
+        <w:t>Simple</w:t>
+      </w:r>
+      <w:r>
+        <w:t xml:space="preserve">, </w:t>
+      </w:r>
+      <w:r>
+        <w:t>Industry standard</w:t>
+      </w:r>
+      <w:r>
+        <w:t xml:space="preserve">, </w:t>
+      </w:r>
+      <w:proofErr w:type="gramStart"/>
+      <w:r>
+        <w:t>Large</w:t>
+      </w:r>
+      <w:proofErr w:type="gramEnd"/>
+      <w:r>
+        <w:t xml:space="preserve"> ecosystem</w:t>
+      </w:r>
+      <w:r>
+        <w:t>)</w:t>
+      </w:r>
+    </w:p>
+    <w:p/>
+    <w:p>
+      <w:pPr>
+        <w:pStyle w:val="Heading2"/>
+      </w:pPr>
+      <w:r>
+        <w:t>Database</w:t>
+      </w:r>
+    </w:p>
+    <w:p>
+      <w:pPr>
+        <w:pStyle w:val="Heading3"/>
+      </w:pPr>
+      <w:r>
+        <w:t>Microsoft SQL Server</w:t>
+      </w:r>
+    </w:p>
+    <w:p>
+      <w:pPr>
+        <w:pStyle w:val="NormalWeb"/>
+      </w:pPr>
+      <w:r>
+        <w:t>Purpose</w:t>
+      </w:r>
+      <w:r>
+        <w:t xml:space="preserve">: </w:t>
+      </w:r>
+      <w:r>
+        <w:t>Persistent storage.</w:t>
+      </w:r>
+    </w:p>
+    <w:p>
+      <w:pPr>
+        <w:pStyle w:val="NormalWeb"/>
+      </w:pPr>
+      <w:r>
+        <w:t>Reason</w:t>
+      </w:r>
+      <w:r>
+        <w:t>: (</w:t>
+      </w:r>
+      <w:r>
+        <w:t>Reliable</w:t>
+      </w:r>
+      <w:r>
+        <w:t xml:space="preserve">, </w:t>
+      </w:r>
+      <w:r>
+        <w:t>Supports GIS-like structures</w:t>
+      </w:r>
+      <w:r>
+        <w:t xml:space="preserve">, </w:t>
+      </w:r>
+      <w:r>
+        <w:t>Enterprise ready</w:t>
+      </w:r>
+      <w:r>
+        <w:t xml:space="preserve">, </w:t>
+      </w:r>
+      <w:r>
+        <w:t>Excellent indexing</w:t>
+      </w:r>
+      <w:r>
+        <w:t>)</w:t>
+      </w:r>
+    </w:p>
+    <w:p/>
+    <w:p>
+      <w:pPr>
+        <w:pStyle w:val="Heading2"/>
+      </w:pPr>
+      <w:r>
+        <w:t>Development Tools</w:t>
+      </w:r>
+    </w:p>
+    <w:p>
+      <w:pPr>
+        <w:pStyle w:val="NormalWeb"/>
+      </w:pPr>
+      <w:r>
+        <w:t>VS Code</w:t>
+      </w:r>
+    </w:p>
+    <w:p>
+      <w:pPr>
+        <w:pStyle w:val="NormalWeb"/>
+      </w:pPr>
+      <w:r>
+        <w:t>Reason: (</w:t>
+      </w:r>
+      <w:r>
+        <w:t xml:space="preserve">strong support for React, </w:t>
+      </w:r>
+      <w:r>
+        <w:t xml:space="preserve">JavaScript, </w:t>
+      </w:r>
+      <w:proofErr w:type="spellStart"/>
+      <w:r>
+        <w:t>Git</w:t>
+      </w:r>
+      <w:proofErr w:type="spellEnd"/>
+      <w:r>
+        <w:t xml:space="preserve"> integration, and</w:t>
+      </w:r>
+      <w:r>
+        <w:t xml:space="preserve"> extensions that improve developer productivity</w:t>
+      </w:r>
+      <w:r>
+        <w:t>)</w:t>
+      </w:r>
+    </w:p>
+    <w:p>
+      <w:pPr>
+        <w:pStyle w:val="NormalWeb"/>
+      </w:pPr>
+      <w:proofErr w:type="spellStart"/>
+      <w:r>
+        <w:t>Git</w:t>
+      </w:r>
+      <w:proofErr w:type="spellEnd"/>
+    </w:p>
+    <w:p>
+      <w:pPr>
+        <w:pStyle w:val="NormalWeb"/>
+      </w:pPr>
+      <w:r>
+        <w:t>GitHub</w:t>
+      </w:r>
+    </w:p>
+    <w:p>
+      <w:pPr>
+        <w:pStyle w:val="NormalWeb"/>
+      </w:pPr>
+      <w:r>
+        <w:t xml:space="preserve">Reason: </w:t>
+      </w:r>
+      <w:r>
+        <w:t>GitHub was selected for version control and collaborative software development</w:t>
+      </w:r>
+    </w:p>
+    <w:p>
+      <w:pPr>
+        <w:pStyle w:val="NormalWeb"/>
+      </w:pPr>
+      <w:r>
+        <w:lastRenderedPageBreak/>
+        <w:t>GPS Logger</w:t>
+      </w:r>
+    </w:p>
+    <w:p>
+      <w:pPr>
+        <w:pStyle w:val="NormalWeb"/>
+      </w:pPr>
+      <w:r>
+        <w:t>Draw.io</w:t>
+      </w:r>
+    </w:p>
+    <w:p>
+      <w:pPr>
+        <w:spacing w:before="100" w:beforeAutospacing="1" w:after="100" w:afterAutospacing="1" w:line="240" w:lineRule="auto"/>
+        <w:rPr>
+          <w:b/>
+        </w:rPr>
+      </w:pPr>
+    </w:p>
+    <w:p>
+      <w:pPr>
+        <w:pStyle w:val="Heading1"/>
+      </w:pPr>
+      <w:r>
+        <w:t>Future Architecture (Already Plan Ahead)</w:t>
+      </w:r>
+    </w:p>
+    <w:p>
+      <w:pPr>
+        <w:pStyle w:val="HTMLPreformatted"/>
+        <w:rPr>
+          <w:rStyle w:val="HTMLCode"/>
+        </w:rPr>
+      </w:pPr>
+    </w:p>
+    <w:p>
+      <w:pPr>
+        <w:pStyle w:val="HTMLPreformatted"/>
+        <w:rPr>
+          <w:rStyle w:val="HTMLCode"/>
+        </w:rPr>
+      </w:pPr>
+      <w:r>
+        <w:rPr>
+          <w:rStyle w:val="HTMLCode"/>
+        </w:rPr>
+        <w:t>Version 1.0</w:t>
+      </w:r>
+    </w:p>
+    <w:p>
+      <w:pPr>
+        <w:pStyle w:val="HTMLPreformatted"/>
+        <w:rPr>
+          <w:rStyle w:val="HTMLCode"/>
+        </w:rPr>
+      </w:pPr>
+      <w:r>
+        <w:rPr>
+          <w:rStyle w:val="HTMLCode"/>
+        </w:rPr>
+        <w:t>│</w:t>
+      </w:r>
+    </w:p>
+    <w:p>
+      <w:pPr>
+        <w:pStyle w:val="HTMLPreformatted"/>
+        <w:rPr>
+          <w:rStyle w:val="HTMLCode"/>
+        </w:rPr>
+      </w:pPr>
+      <w:r>
+        <w:rPr>
+          <w:rStyle w:val="HTMLCode"/>
+        </w:rPr>
+        <w:t>├── Interactive Map</w:t>
+      </w:r>
+    </w:p>
+    <w:p>
+      <w:pPr>
+        <w:pStyle w:val="HTMLPreformatted"/>
+        <w:rPr>
+          <w:rStyle w:val="HTMLCode"/>
+        </w:rPr>
+      </w:pPr>
+      <w:r>
+        <w:rPr>
+          <w:rStyle w:val="HTMLCode"/>
+        </w:rPr>
+        <w:t>├── Routing</w:t>
+      </w:r>
+    </w:p>
+    <w:p>
+      <w:pPr>
+        <w:pStyle w:val="HTMLPreformatted"/>
+        <w:rPr>
+          <w:rStyle w:val="HTMLCode"/>
+        </w:rPr>
+      </w:pPr>
+      <w:r>
+        <w:rPr>
+          <w:rStyle w:val="HTMLCode"/>
+        </w:rPr>
+        <w:t>├── Search</w:t>
+      </w:r>
+    </w:p>
+    <w:p>
+      <w:pPr>
+        <w:pStyle w:val="HTMLPreformatted"/>
+        <w:rPr>
+          <w:rStyle w:val="HTMLCode"/>
+        </w:rPr>
+      </w:pPr>
+      <w:r>
+        <w:rPr>
+          <w:rStyle w:val="HTMLCode"/>
+        </w:rPr>
+        <w:t>└── SQL Database</w:t>
+      </w:r>
+    </w:p>
+    <w:p>
+      <w:pPr>
+        <w:pStyle w:val="HTMLPreformatted"/>
+        <w:rPr>
+          <w:rStyle w:val="HTMLCode"/>
+        </w:rPr>
+      </w:pPr>
+    </w:p>
+    <w:p>
+      <w:pPr>
+        <w:pStyle w:val="HTMLPreformatted"/>
+        <w:rPr>
+          <w:rStyle w:val="HTMLCode"/>
+        </w:rPr>
+      </w:pPr>
+      <w:r>
+        <w:rPr>
+          <w:rStyle w:val="HTMLCode"/>
+        </w:rPr>
+        <w:t>Version 2.0</w:t>
+      </w:r>
+    </w:p>
+    <w:p>
+      <w:pPr>
+        <w:pStyle w:val="HTMLPreformatted"/>
+        <w:rPr>
+          <w:rStyle w:val="HTMLCode"/>
+        </w:rPr>
+      </w:pPr>
+      <w:r>
+        <w:rPr>
+          <w:rStyle w:val="HTMLCode"/>
+        </w:rPr>
+        <w:t>│</w:t>
+      </w:r>
+    </w:p>
+    <w:p>
+      <w:pPr>
+        <w:pStyle w:val="HTMLPreformatted"/>
+        <w:rPr>
+          <w:rStyle w:val="HTMLCode"/>
+        </w:rPr>
+      </w:pPr>
+      <w:r>
+        <w:rPr>
+          <w:rStyle w:val="HTMLCode"/>
+        </w:rPr>
+        <w:t>├── QR Code Navigation</w:t>
       </w:r>
       <w:bookmarkStart w:id="0" w:name="_GoBack"/>
       <w:bookmarkEnd w:id="0"/>
-      <w:r>
-        <w:t>Overall Architecture</w:t>
-      </w:r>
-    </w:p>
-    <w:p>
-      <w:pPr>
-        <w:pStyle w:val="NormalWeb"/>
-      </w:pPr>
-      <w:r>
-        <w:t>This is one of the most important chapters.</w:t>
-      </w:r>
-    </w:p>
-    <w:p>
-      <w:pPr>
-        <w:pStyle w:val="NormalWeb"/>
-      </w:pPr>
-      <w:r>
-        <w:t>We'll build an architecture that can grow as your project evolves.</w:t>
-      </w:r>
-    </w:p>
-    <w:p>
-      <w:r>
-        <w:pict>
-          <v:rect id="_x0000_i1025" style="width:0;height:1.5pt" o:hralign="center" o:hrstd="t" o:hr="t" fillcolor="#a0a0a0" stroked="f"/>
-        </w:pict>
-      </w:r>
-    </w:p>
-    <w:p>
-      <w:pPr>
-        <w:pStyle w:val="Heading2"/>
-      </w:pPr>
-      <w:r>
-        <w:t>High-Level Architecture</w:t>
-      </w:r>
-    </w:p>
-    <w:p>
-      <w:pPr>
-        <w:pStyle w:val="HTMLPreformatted"/>
-        <w:rPr>
-          <w:rStyle w:val="HTMLCode"/>
-        </w:rPr>
-      </w:pPr>
-      <w:r>
-        <w:rPr>
-          <w:rStyle w:val="HTMLCode"/>
-        </w:rPr>
-        <w:t xml:space="preserve">                        Users</w:t>
-      </w:r>
-    </w:p>
-    <w:p>
-      <w:pPr>
-        <w:pStyle w:val="HTMLPreformatted"/>
-        <w:rPr>
-          <w:rStyle w:val="HTMLCode"/>
-        </w:rPr>
-      </w:pPr>
-      <w:r>
-        <w:rPr>
-          <w:rStyle w:val="HTMLCode"/>
-        </w:rPr>
-        <w:t>────────────────────────────────────────────</w:t>
-      </w:r>
-    </w:p>
-    <w:p>
-      <w:pPr>
-        <w:pStyle w:val="HTMLPreformatted"/>
-        <w:rPr>
-          <w:rStyle w:val="HTMLCode"/>
-        </w:rPr>
-      </w:pPr>
-      <w:r>
-        <w:rPr>
-          <w:rStyle w:val="HTMLCode"/>
-        </w:rPr>
-        <w:t xml:space="preserve"> Members</w:t>
-      </w:r>
-    </w:p>
-    <w:p>
-      <w:pPr>
-        <w:pStyle w:val="HTMLPreformatted"/>
-        <w:rPr>
-          <w:rStyle w:val="HTMLCode"/>
-        </w:rPr>
-      </w:pPr>
-      <w:r>
-        <w:rPr>
-          <w:rStyle w:val="HTMLCode"/>
-        </w:rPr>
-        <w:t xml:space="preserve"> Guests</w:t>
-      </w:r>
-    </w:p>
-    <w:p>
-      <w:pPr>
-        <w:pStyle w:val="HTMLPreformatted"/>
-        <w:rPr>
-          <w:rStyle w:val="HTMLCode"/>
-        </w:rPr>
-      </w:pPr>
-      <w:r>
-        <w:rPr>
-          <w:rStyle w:val="HTMLCode"/>
-        </w:rPr>
-        <w:t xml:space="preserve"> Employees</w:t>
-      </w:r>
-    </w:p>
-    <w:p>
-      <w:pPr>
-        <w:pStyle w:val="HTMLPreformatted"/>
-        <w:rPr>
-          <w:rStyle w:val="HTMLCode"/>
-        </w:rPr>
-      </w:pPr>
-      <w:r>
-        <w:rPr>
-          <w:rStyle w:val="HTMLCode"/>
-        </w:rPr>
-        <w:t xml:space="preserve"> Contractors</w:t>
-      </w:r>
-    </w:p>
-    <w:p>
-      <w:pPr>
-        <w:pStyle w:val="HTMLPreformatted"/>
-        <w:rPr>
-          <w:rStyle w:val="HTMLCode"/>
-        </w:rPr>
-      </w:pPr>
-      <w:r>
-        <w:rPr>
-          <w:rStyle w:val="HTMLCode"/>
-        </w:rPr>
-        <w:t xml:space="preserve"> Management</w:t>
-      </w:r>
-    </w:p>
-    <w:p>
-      <w:pPr>
-        <w:pStyle w:val="HTMLPreformatted"/>
-        <w:rPr>
-          <w:rStyle w:val="HTMLCode"/>
-        </w:rPr>
-      </w:pPr>
-      <w:r>
-        <w:rPr>
-          <w:rStyle w:val="HTMLCode"/>
-        </w:rPr>
-        <w:t>────────────────────────────────────────────</w:t>
-      </w:r>
-    </w:p>
-    <w:p>
-      <w:pPr>
-        <w:pStyle w:val="HTMLPreformatted"/>
-        <w:rPr>
-          <w:rStyle w:val="HTMLCode"/>
-        </w:rPr>
-      </w:pPr>
-      <w:r>
-        <w:rPr>
-          <w:rStyle w:val="HTMLCode"/>
-        </w:rPr>
-        <w:t xml:space="preserve">                 │</w:t>
-      </w:r>
-    </w:p>
-    <w:p>
-      <w:pPr>
-        <w:pStyle w:val="HTMLPreformatted"/>
-        <w:rPr>
-          <w:rStyle w:val="HTMLCode"/>
-        </w:rPr>
-      </w:pPr>
-      <w:r>
-        <w:rPr>
-          <w:rStyle w:val="HTMLCode"/>
-        </w:rPr>
-        <w:t xml:space="preserve">                 ▼</w:t>
-      </w:r>
-    </w:p>
-    <w:p>
-      <w:pPr>
-        <w:pStyle w:val="HTMLPreformatted"/>
-        <w:rPr>
-          <w:rStyle w:val="HTMLCode"/>
-        </w:rPr>
-      </w:pPr>
-      <w:r>
-        <w:rPr>
-          <w:rStyle w:val="HTMLCode"/>
-        </w:rPr>
-        <w:t xml:space="preserve">        React Web Application</w:t>
-      </w:r>
-    </w:p>
-    <w:p>
-      <w:pPr>
-        <w:pStyle w:val="HTMLPreformatted"/>
-        <w:rPr>
-          <w:rStyle w:val="HTMLCode"/>
-        </w:rPr>
-      </w:pPr>
-      <w:r>
-        <w:rPr>
-          <w:rStyle w:val="HTMLCode"/>
-        </w:rPr>
-        <w:t>────────────────────────────────────────────</w:t>
-      </w:r>
-    </w:p>
-    <w:p>
-      <w:pPr>
-        <w:pStyle w:val="HTMLPreformatted"/>
-        <w:rPr>
-          <w:rStyle w:val="HTMLCode"/>
-        </w:rPr>
-      </w:pPr>
-      <w:r>
-        <w:rPr>
-          <w:rStyle w:val="HTMLCode"/>
-        </w:rPr>
-        <w:t xml:space="preserve"> Search</w:t>
-      </w:r>
-    </w:p>
-    <w:p>
-      <w:pPr>
-        <w:pStyle w:val="HTMLPreformatted"/>
-        <w:rPr>
-          <w:rStyle w:val="HTMLCode"/>
-        </w:rPr>
-      </w:pPr>
-      <w:r>
-        <w:rPr>
-          <w:rStyle w:val="HTMLCode"/>
-        </w:rPr>
-        <w:t xml:space="preserve"> Interactive Map</w:t>
-      </w:r>
-    </w:p>
-    <w:p>
-      <w:pPr>
-        <w:pStyle w:val="HTMLPreformatted"/>
-        <w:rPr>
-          <w:rStyle w:val="HTMLCode"/>
-        </w:rPr>
-      </w:pPr>
-      <w:r>
-        <w:rPr>
-          <w:rStyle w:val="HTMLCode"/>
-        </w:rPr>
-        <w:t xml:space="preserve"> Route Finder</w:t>
-      </w:r>
-    </w:p>
-    <w:p>
-      <w:pPr>
-        <w:pStyle w:val="HTMLPreformatted"/>
-        <w:rPr>
-          <w:rStyle w:val="HTMLCode"/>
-        </w:rPr>
-      </w:pPr>
-      <w:r>
-        <w:rPr>
-          <w:rStyle w:val="HTMLCode"/>
-        </w:rPr>
-        <w:t xml:space="preserve"> Location Details</w:t>
-      </w:r>
-    </w:p>
-    <w:p>
-      <w:pPr>
-        <w:pStyle w:val="HTMLPreformatted"/>
-        <w:rPr>
-          <w:rStyle w:val="HTMLCode"/>
-        </w:rPr>
-      </w:pPr>
-      <w:r>
-        <w:rPr>
-          <w:rStyle w:val="HTMLCode"/>
-        </w:rPr>
-        <w:t xml:space="preserve"> User Interface</w:t>
-      </w:r>
-    </w:p>
-    <w:p>
-      <w:pPr>
-        <w:pStyle w:val="HTMLPreformatted"/>
-        <w:rPr>
-          <w:rStyle w:val="HTMLCode"/>
-        </w:rPr>
-      </w:pPr>
-      <w:r>
-        <w:rPr>
-          <w:rStyle w:val="HTMLCode"/>
-        </w:rPr>
-        <w:t>────────────────────────────────────────────</w:t>
-      </w:r>
-    </w:p>
-    <w:p>
-      <w:pPr>
-        <w:pStyle w:val="HTMLPreformatted"/>
-        <w:rPr>
-          <w:rStyle w:val="HTMLCode"/>
-        </w:rPr>
-      </w:pPr>
-      <w:r>
-        <w:rPr>
-          <w:rStyle w:val="HTMLCode"/>
-        </w:rPr>
-        <w:t xml:space="preserve">                 │</w:t>
-      </w:r>
-    </w:p>
-    <w:p>
-      <w:pPr>
-        <w:pStyle w:val="HTMLPreformatted"/>
-        <w:rPr>
-          <w:rStyle w:val="HTMLCode"/>
-        </w:rPr>
-      </w:pPr>
-      <w:r>
-        <w:rPr>
-          <w:rStyle w:val="HTMLCode"/>
-        </w:rPr>
-        <w:t xml:space="preserve">        REST API (Node.js/Express)</w:t>
-      </w:r>
-    </w:p>
-    <w:p>
-      <w:pPr>
-        <w:pStyle w:val="HTMLPreformatted"/>
-        <w:rPr>
-          <w:rStyle w:val="HTMLCode"/>
-        </w:rPr>
-      </w:pPr>
-      <w:r>
-        <w:rPr>
-          <w:rStyle w:val="HTMLCode"/>
-        </w:rPr>
-        <w:t>────────────────────────────────────────────</w:t>
-      </w:r>
-    </w:p>
-    <w:p>
-      <w:pPr>
-        <w:pStyle w:val="HTMLPreformatted"/>
-        <w:rPr>
-          <w:rStyle w:val="HTMLCode"/>
-        </w:rPr>
-      </w:pPr>
-      <w:r>
-        <w:rPr>
-          <w:rStyle w:val="HTMLCode"/>
-        </w:rPr>
-        <w:t xml:space="preserve"> Authentication</w:t>
-      </w:r>
-    </w:p>
-    <w:p>
-      <w:pPr>
-        <w:pStyle w:val="HTMLPreformatted"/>
-        <w:rPr>
-          <w:rStyle w:val="HTMLCode"/>
-        </w:rPr>
-      </w:pPr>
-      <w:r>
-        <w:rPr>
-          <w:rStyle w:val="HTMLCode"/>
-        </w:rPr>
-        <w:t xml:space="preserve"> Routing Engine</w:t>
-      </w:r>
-    </w:p>
-    <w:p>
-      <w:pPr>
-        <w:pStyle w:val="HTMLPreformatted"/>
-        <w:rPr>
-          <w:rStyle w:val="HTMLCode"/>
-        </w:rPr>
-      </w:pPr>
-      <w:r>
-        <w:rPr>
-          <w:rStyle w:val="HTMLCode"/>
-        </w:rPr>
-        <w:t xml:space="preserve"> Business Logic</w:t>
-      </w:r>
-    </w:p>
-    <w:p>
-      <w:pPr>
-        <w:pStyle w:val="HTMLPreformatted"/>
-        <w:rPr>
-          <w:rStyle w:val="HTMLCode"/>
-        </w:rPr>
-      </w:pPr>
-      <w:r>
-        <w:rPr>
-          <w:rStyle w:val="HTMLCode"/>
-        </w:rPr>
-        <w:t xml:space="preserve"> Location Services</w:t>
-      </w:r>
-    </w:p>
-    <w:p>
-      <w:pPr>
-        <w:pStyle w:val="HTMLPreformatted"/>
-        <w:rPr>
-          <w:rStyle w:val="HTMLCode"/>
-        </w:rPr>
-      </w:pPr>
-      <w:r>
-        <w:rPr>
-          <w:rStyle w:val="HTMLCode"/>
-        </w:rPr>
-        <w:t xml:space="preserve"> Database Access</w:t>
-      </w:r>
-    </w:p>
-    <w:p>
-      <w:pPr>
-        <w:pStyle w:val="HTMLPreformatted"/>
-        <w:rPr>
-          <w:rStyle w:val="HTMLCode"/>
-        </w:rPr>
-      </w:pPr>
-      <w:r>
-        <w:rPr>
-          <w:rStyle w:val="HTMLCode"/>
-        </w:rPr>
-        <w:t>────────────────────────────────────────────</w:t>
-      </w:r>
-    </w:p>
-    <w:p>
-      <w:pPr>
-        <w:pStyle w:val="HTMLPreformatted"/>
-        <w:rPr>
-          <w:rStyle w:val="HTMLCode"/>
-        </w:rPr>
-      </w:pPr>
-      <w:r>
-        <w:rPr>
-          <w:rStyle w:val="HTMLCode"/>
-        </w:rPr>
-        <w:t xml:space="preserve">                 │</w:t>
-      </w:r>
-    </w:p>
-    <w:p>
-      <w:pPr>
-        <w:pStyle w:val="HTMLPreformatted"/>
-        <w:rPr>
-          <w:rStyle w:val="HTMLCode"/>
-        </w:rPr>
-      </w:pPr>
-      <w:r>
-        <w:rPr>
-          <w:rStyle w:val="HTMLCode"/>
-        </w:rPr>
-        <w:t xml:space="preserve">                 ▼</w:t>
-      </w:r>
-    </w:p>
-    <w:p>
-      <w:pPr>
-        <w:pStyle w:val="HTMLPreformatted"/>
-        <w:rPr>
-          <w:rStyle w:val="HTMLCode"/>
-        </w:rPr>
-      </w:pPr>
-      <w:r>
-        <w:rPr>
-          <w:rStyle w:val="HTMLCode"/>
-        </w:rPr>
-        <w:t xml:space="preserve">      Microsoft SQL Server Database</w:t>
-      </w:r>
-    </w:p>
-    <w:p>
-      <w:pPr>
-        <w:pStyle w:val="HTMLPreformatted"/>
-        <w:rPr>
-          <w:rStyle w:val="HTMLCode"/>
-        </w:rPr>
-      </w:pPr>
-      <w:r>
-        <w:rPr>
-          <w:rStyle w:val="HTMLCode"/>
-        </w:rPr>
-        <w:t>────────────────────────────────────────────</w:t>
-      </w:r>
-    </w:p>
-    <w:p>
-      <w:pPr>
-        <w:pStyle w:val="HTMLPreformatted"/>
-        <w:rPr>
-          <w:rStyle w:val="HTMLCode"/>
-        </w:rPr>
-      </w:pPr>
-      <w:r>
-        <w:rPr>
-          <w:rStyle w:val="HTMLCode"/>
-        </w:rPr>
-        <w:t xml:space="preserve"> Buildings</w:t>
-      </w:r>
-    </w:p>
-    <w:p>
-      <w:pPr>
-        <w:pStyle w:val="HTMLPreformatted"/>
-        <w:rPr>
-          <w:rStyle w:val="HTMLCode"/>
-        </w:rPr>
-      </w:pPr>
-      <w:r>
-        <w:rPr>
-          <w:rStyle w:val="HTMLCode"/>
-        </w:rPr>
-        <w:t xml:space="preserve"> Roads</w:t>
-      </w:r>
-    </w:p>
-    <w:p>
-      <w:pPr>
-        <w:pStyle w:val="HTMLPreformatted"/>
-        <w:rPr>
-          <w:rStyle w:val="HTMLCode"/>
-        </w:rPr>
-      </w:pPr>
-      <w:r>
-        <w:rPr>
-          <w:rStyle w:val="HTMLCode"/>
-        </w:rPr>
-        <w:t xml:space="preserve"> Intersections</w:t>
-      </w:r>
-    </w:p>
-    <w:p>
-      <w:pPr>
-        <w:pStyle w:val="HTMLPreformatted"/>
-        <w:rPr>
-          <w:rStyle w:val="HTMLCode"/>
-        </w:rPr>
-      </w:pPr>
-      <w:r>
-        <w:rPr>
-          <w:rStyle w:val="HTMLCode"/>
-        </w:rPr>
-        <w:t xml:space="preserve"> GPS Routes</w:t>
-      </w:r>
-    </w:p>
-    <w:p>
-      <w:pPr>
-        <w:pStyle w:val="HTMLPreformatted"/>
-        <w:rPr>
-          <w:rStyle w:val="HTMLCode"/>
-        </w:rPr>
-      </w:pPr>
-      <w:r>
-        <w:rPr>
-          <w:rStyle w:val="HTMLCode"/>
-        </w:rPr>
-        <w:t xml:space="preserve"> Categories</w:t>
-      </w:r>
-    </w:p>
-    <w:p>
-      <w:pPr>
-        <w:pStyle w:val="HTMLPreformatted"/>
-        <w:rPr>
-          <w:rStyle w:val="HTMLCode"/>
-        </w:rPr>
-      </w:pPr>
-      <w:r>
-        <w:rPr>
-          <w:rStyle w:val="HTMLCode"/>
-        </w:rPr>
-        <w:lastRenderedPageBreak/>
-        <w:t xml:space="preserve"> Transportation Modes</w:t>
-      </w:r>
-    </w:p>
-    <w:p>
-      <w:pPr>
-        <w:pStyle w:val="HTMLPreformatted"/>
-      </w:pPr>
-      <w:r>
-        <w:rPr>
-          <w:rStyle w:val="HTMLCode"/>
-        </w:rPr>
-        <w:t xml:space="preserve"> Points of Interest</w:t>
-      </w:r>
-    </w:p>
-    <w:p/>
+    </w:p>
+    <w:p>
+      <w:pPr>
+        <w:pStyle w:val="HTMLPreformatted"/>
+        <w:rPr>
+          <w:rStyle w:val="HTMLCode"/>
+        </w:rPr>
+      </w:pPr>
+      <w:r>
+        <w:rPr>
+          <w:rStyle w:val="HTMLCode"/>
+        </w:rPr>
+        <w:t>├── Admin Dashboard</w:t>
+      </w:r>
+    </w:p>
+    <w:p>
+      <w:pPr>
+        <w:pStyle w:val="HTMLPreformatted"/>
+        <w:rPr>
+          <w:rStyle w:val="HTMLCode"/>
+        </w:rPr>
+      </w:pPr>
+      <w:r>
+        <w:rPr>
+          <w:rStyle w:val="HTMLCode"/>
+        </w:rPr>
+        <w:t>├── Analytics</w:t>
+      </w:r>
+    </w:p>
+    <w:p>
+      <w:pPr>
+        <w:pStyle w:val="HTMLPreformatted"/>
+        <w:rPr>
+          <w:rStyle w:val="HTMLCode"/>
+        </w:rPr>
+      </w:pPr>
+      <w:r>
+        <w:rPr>
+          <w:rStyle w:val="HTMLCode"/>
+        </w:rPr>
+        <w:t>└── Reports</w:t>
+      </w:r>
+    </w:p>
+    <w:p>
+      <w:pPr>
+        <w:pStyle w:val="HTMLPreformatted"/>
+        <w:rPr>
+          <w:rStyle w:val="HTMLCode"/>
+        </w:rPr>
+      </w:pPr>
+    </w:p>
+    <w:p>
+      <w:pPr>
+        <w:pStyle w:val="HTMLPreformatted"/>
+        <w:rPr>
+          <w:rStyle w:val="HTMLCode"/>
+        </w:rPr>
+      </w:pPr>
+      <w:r>
+        <w:rPr>
+          <w:rStyle w:val="HTMLCode"/>
+        </w:rPr>
+        <w:t>Version 3.0</w:t>
+      </w:r>
+    </w:p>
+    <w:p>
+      <w:pPr>
+        <w:pStyle w:val="HTMLPreformatted"/>
+        <w:rPr>
+          <w:rStyle w:val="HTMLCode"/>
+        </w:rPr>
+      </w:pPr>
+      <w:r>
+        <w:rPr>
+          <w:rStyle w:val="HTMLCode"/>
+        </w:rPr>
+        <w:t>│</w:t>
+      </w:r>
+    </w:p>
+    <w:p>
+      <w:pPr>
+        <w:pStyle w:val="HTMLPreformatted"/>
+        <w:rPr>
+          <w:rStyle w:val="HTMLCode"/>
+        </w:rPr>
+      </w:pPr>
+      <w:r>
+        <w:rPr>
+          <w:rStyle w:val="HTMLCode"/>
+        </w:rPr>
+        <w:t>├── Mobile App</w:t>
+      </w:r>
+    </w:p>
+    <w:p>
+      <w:pPr>
+        <w:pStyle w:val="HTMLPreformatted"/>
+        <w:rPr>
+          <w:rStyle w:val="HTMLCode"/>
+        </w:rPr>
+      </w:pPr>
+      <w:r>
+        <w:rPr>
+          <w:rStyle w:val="HTMLCode"/>
+        </w:rPr>
+        <w:t>├── Push Notifications</w:t>
+      </w:r>
+    </w:p>
+    <w:p>
+      <w:pPr>
+        <w:pStyle w:val="HTMLPreformatted"/>
+        <w:rPr>
+          <w:rStyle w:val="HTMLCode"/>
+        </w:rPr>
+      </w:pPr>
+      <w:r>
+        <w:rPr>
+          <w:rStyle w:val="HTMLCode"/>
+        </w:rPr>
+        <w:t>├── Real-time GPS</w:t>
+      </w:r>
+    </w:p>
+    <w:p>
+      <w:pPr>
+        <w:pStyle w:val="HTMLPreformatted"/>
+        <w:rPr>
+          <w:rStyle w:val="HTMLCode"/>
+        </w:rPr>
+      </w:pPr>
+      <w:r>
+        <w:rPr>
+          <w:rStyle w:val="HTMLCode"/>
+        </w:rPr>
+        <w:t>└── Golf Cart Tracking</w:t>
+      </w:r>
+    </w:p>
+    <w:p>
+      <w:pPr>
+        <w:pStyle w:val="HTMLPreformatted"/>
+        <w:rPr>
+          <w:rStyle w:val="HTMLCode"/>
+        </w:rPr>
+      </w:pPr>
+    </w:p>
+    <w:p>
+      <w:pPr>
+        <w:pStyle w:val="HTMLPreformatted"/>
+        <w:rPr>
+          <w:rStyle w:val="HTMLCode"/>
+        </w:rPr>
+      </w:pPr>
+      <w:r>
+        <w:rPr>
+          <w:rStyle w:val="HTMLCode"/>
+        </w:rPr>
+        <w:t>Version 4.0</w:t>
+      </w:r>
+    </w:p>
+    <w:p>
+      <w:pPr>
+        <w:pStyle w:val="HTMLPreformatted"/>
+        <w:rPr>
+          <w:rStyle w:val="HTMLCode"/>
+        </w:rPr>
+      </w:pPr>
+      <w:r>
+        <w:rPr>
+          <w:rStyle w:val="HTMLCode"/>
+        </w:rPr>
+        <w:t>│</w:t>
+      </w:r>
+    </w:p>
+    <w:p>
+      <w:pPr>
+        <w:pStyle w:val="HTMLPreformatted"/>
+        <w:rPr>
+          <w:rStyle w:val="HTMLCode"/>
+        </w:rPr>
+      </w:pPr>
+      <w:r>
+        <w:rPr>
+          <w:rStyle w:val="HTMLCode"/>
+        </w:rPr>
+        <w:t>├── AI Route Optimization</w:t>
+      </w:r>
+    </w:p>
+    <w:p>
+      <w:pPr>
+        <w:pStyle w:val="HTMLPreformatted"/>
+        <w:rPr>
+          <w:rStyle w:val="HTMLCode"/>
+        </w:rPr>
+      </w:pPr>
+      <w:r>
+        <w:rPr>
+          <w:rStyle w:val="HTMLCode"/>
+        </w:rPr>
+        <w:t>├── Voice Navigation</w:t>
+      </w:r>
+    </w:p>
+    <w:p>
+      <w:pPr>
+        <w:pStyle w:val="HTMLPreformatted"/>
+        <w:rPr>
+          <w:rStyle w:val="HTMLCode"/>
+        </w:rPr>
+      </w:pPr>
+      <w:r>
+        <w:rPr>
+          <w:rStyle w:val="HTMLCode"/>
+        </w:rPr>
+        <w:t>├── Indoor Navigation</w:t>
+      </w:r>
+    </w:p>
+    <w:p>
+      <w:pPr>
+        <w:pStyle w:val="HTMLPreformatted"/>
+      </w:pPr>
+      <w:r>
+        <w:rPr>
+          <w:rStyle w:val="HTMLCode"/>
+        </w:rPr>
+        <w:t>└── Emergency Response</w:t>
+      </w:r>
+    </w:p>
+    <w:p>
+      <w:pPr>
+        <w:spacing w:before="100" w:beforeAutospacing="1" w:after="100" w:afterAutospacing="1" w:line="240" w:lineRule="auto"/>
+        <w:rPr>
+          <w:b/>
+        </w:rPr>
+      </w:pPr>
+    </w:p>
     <w:sectPr>
       <w:pgSz w:w="12240" w:h="15840"/>
       <w:pgMar w:top="1440" w:right="1440" w:bottom="1440" w:left="1440" w:header="720" w:footer="720" w:gutter="0"/>
@@ -2088,6 +3524,453 @@
     </w:lvl>
   </w:abstractNum>
   <w:abstractNum w:abstractNumId="1" w15:restartNumberingAfterBreak="0">
+    <w:nsid w:val="065F0798"/>
+    <w:multiLevelType w:val="multilevel"/>
+    <w:tmpl w:val="E2F68FB8"/>
+    <w:lvl w:ilvl="0">
+      <w:start w:val="1"/>
+      <w:numFmt w:val="bullet"/>
+      <w:lvlText w:val=""/>
+      <w:lvlJc w:val="left"/>
+      <w:pPr>
+        <w:tabs>
+          <w:tab w:val="num" w:pos="720"/>
+        </w:tabs>
+        <w:ind w:left="720" w:hanging="360"/>
+      </w:pPr>
+      <w:rPr>
+        <w:rFonts w:ascii="Symbol" w:hAnsi="Symbol" w:hint="default"/>
+        <w:sz w:val="20"/>
+      </w:rPr>
+    </w:lvl>
+    <w:lvl w:ilvl="1" w:tentative="1">
+      <w:start w:val="1"/>
+      <w:numFmt w:val="bullet"/>
+      <w:lvlText w:val="o"/>
+      <w:lvlJc w:val="left"/>
+      <w:pPr>
+        <w:tabs>
+          <w:tab w:val="num" w:pos="1440"/>
+        </w:tabs>
+        <w:ind w:left="1440" w:hanging="360"/>
+      </w:pPr>
+      <w:rPr>
+        <w:rFonts w:ascii="Courier New" w:hAnsi="Courier New" w:hint="default"/>
+        <w:sz w:val="20"/>
+      </w:rPr>
+    </w:lvl>
+    <w:lvl w:ilvl="2" w:tentative="1">
+      <w:start w:val="1"/>
+      <w:numFmt w:val="bullet"/>
+      <w:lvlText w:val=""/>
+      <w:lvlJc w:val="left"/>
+      <w:pPr>
+        <w:tabs>
+          <w:tab w:val="num" w:pos="2160"/>
+        </w:tabs>
+        <w:ind w:left="2160" w:hanging="360"/>
+      </w:pPr>
+      <w:rPr>
+        <w:rFonts w:ascii="Wingdings" w:hAnsi="Wingdings" w:hint="default"/>
+        <w:sz w:val="20"/>
+      </w:rPr>
+    </w:lvl>
+    <w:lvl w:ilvl="3" w:tentative="1">
+      <w:start w:val="1"/>
+      <w:numFmt w:val="bullet"/>
+      <w:lvlText w:val=""/>
+      <w:lvlJc w:val="left"/>
+      <w:pPr>
+        <w:tabs>
+          <w:tab w:val="num" w:pos="2880"/>
+        </w:tabs>
+        <w:ind w:left="2880" w:hanging="360"/>
+      </w:pPr>
+      <w:rPr>
+        <w:rFonts w:ascii="Wingdings" w:hAnsi="Wingdings" w:hint="default"/>
+        <w:sz w:val="20"/>
+      </w:rPr>
+    </w:lvl>
+    <w:lvl w:ilvl="4" w:tentative="1">
+      <w:start w:val="1"/>
+      <w:numFmt w:val="bullet"/>
+      <w:lvlText w:val=""/>
+      <w:lvlJc w:val="left"/>
+      <w:pPr>
+        <w:tabs>
+          <w:tab w:val="num" w:pos="3600"/>
+        </w:tabs>
+        <w:ind w:left="3600" w:hanging="360"/>
+      </w:pPr>
+      <w:rPr>
+        <w:rFonts w:ascii="Wingdings" w:hAnsi="Wingdings" w:hint="default"/>
+        <w:sz w:val="20"/>
+      </w:rPr>
+    </w:lvl>
+    <w:lvl w:ilvl="5" w:tentative="1">
+      <w:start w:val="1"/>
+      <w:numFmt w:val="bullet"/>
+      <w:lvlText w:val=""/>
+      <w:lvlJc w:val="left"/>
+      <w:pPr>
+        <w:tabs>
+          <w:tab w:val="num" w:pos="4320"/>
+        </w:tabs>
+        <w:ind w:left="4320" w:hanging="360"/>
+      </w:pPr>
+      <w:rPr>
+        <w:rFonts w:ascii="Wingdings" w:hAnsi="Wingdings" w:hint="default"/>
+        <w:sz w:val="20"/>
+      </w:rPr>
+    </w:lvl>
+    <w:lvl w:ilvl="6" w:tentative="1">
+      <w:start w:val="1"/>
+      <w:numFmt w:val="bullet"/>
+      <w:lvlText w:val=""/>
+      <w:lvlJc w:val="left"/>
+      <w:pPr>
+        <w:tabs>
+          <w:tab w:val="num" w:pos="5040"/>
+        </w:tabs>
+        <w:ind w:left="5040" w:hanging="360"/>
+      </w:pPr>
+      <w:rPr>
+        <w:rFonts w:ascii="Wingdings" w:hAnsi="Wingdings" w:hint="default"/>
+        <w:sz w:val="20"/>
+      </w:rPr>
+    </w:lvl>
+    <w:lvl w:ilvl="7" w:tentative="1">
+      <w:start w:val="1"/>
+      <w:numFmt w:val="bullet"/>
+      <w:lvlText w:val=""/>
+      <w:lvlJc w:val="left"/>
+      <w:pPr>
+        <w:tabs>
+          <w:tab w:val="num" w:pos="5760"/>
+        </w:tabs>
+        <w:ind w:left="5760" w:hanging="360"/>
+      </w:pPr>
+      <w:rPr>
+        <w:rFonts w:ascii="Wingdings" w:hAnsi="Wingdings" w:hint="default"/>
+        <w:sz w:val="20"/>
+      </w:rPr>
+    </w:lvl>
+    <w:lvl w:ilvl="8" w:tentative="1">
+      <w:start w:val="1"/>
+      <w:numFmt w:val="bullet"/>
+      <w:lvlText w:val=""/>
+      <w:lvlJc w:val="left"/>
+      <w:pPr>
+        <w:tabs>
+          <w:tab w:val="num" w:pos="6480"/>
+        </w:tabs>
+        <w:ind w:left="6480" w:hanging="360"/>
+      </w:pPr>
+      <w:rPr>
+        <w:rFonts w:ascii="Wingdings" w:hAnsi="Wingdings" w:hint="default"/>
+        <w:sz w:val="20"/>
+      </w:rPr>
+    </w:lvl>
+  </w:abstractNum>
+  <w:abstractNum w:abstractNumId="2" w15:restartNumberingAfterBreak="0">
+    <w:nsid w:val="07074FA7"/>
+    <w:multiLevelType w:val="multilevel"/>
+    <w:tmpl w:val="1C46F0D0"/>
+    <w:lvl w:ilvl="0">
+      <w:start w:val="1"/>
+      <w:numFmt w:val="bullet"/>
+      <w:lvlText w:val=""/>
+      <w:lvlJc w:val="left"/>
+      <w:pPr>
+        <w:tabs>
+          <w:tab w:val="num" w:pos="720"/>
+        </w:tabs>
+        <w:ind w:left="720" w:hanging="360"/>
+      </w:pPr>
+      <w:rPr>
+        <w:rFonts w:ascii="Symbol" w:hAnsi="Symbol" w:hint="default"/>
+        <w:sz w:val="20"/>
+      </w:rPr>
+    </w:lvl>
+    <w:lvl w:ilvl="1" w:tentative="1">
+      <w:start w:val="1"/>
+      <w:numFmt w:val="bullet"/>
+      <w:lvlText w:val="o"/>
+      <w:lvlJc w:val="left"/>
+      <w:pPr>
+        <w:tabs>
+          <w:tab w:val="num" w:pos="1440"/>
+        </w:tabs>
+        <w:ind w:left="1440" w:hanging="360"/>
+      </w:pPr>
+      <w:rPr>
+        <w:rFonts w:ascii="Courier New" w:hAnsi="Courier New" w:hint="default"/>
+        <w:sz w:val="20"/>
+      </w:rPr>
+    </w:lvl>
+    <w:lvl w:ilvl="2" w:tentative="1">
+      <w:start w:val="1"/>
+      <w:numFmt w:val="bullet"/>
+      <w:lvlText w:val=""/>
+      <w:lvlJc w:val="left"/>
+      <w:pPr>
+        <w:tabs>
+          <w:tab w:val="num" w:pos="2160"/>
+        </w:tabs>
+        <w:ind w:left="2160" w:hanging="360"/>
+      </w:pPr>
+      <w:rPr>
+        <w:rFonts w:ascii="Wingdings" w:hAnsi="Wingdings" w:hint="default"/>
+        <w:sz w:val="20"/>
+      </w:rPr>
+    </w:lvl>
+    <w:lvl w:ilvl="3" w:tentative="1">
+      <w:start w:val="1"/>
+      <w:numFmt w:val="bullet"/>
+      <w:lvlText w:val=""/>
+      <w:lvlJc w:val="left"/>
+      <w:pPr>
+        <w:tabs>
+          <w:tab w:val="num" w:pos="2880"/>
+        </w:tabs>
+        <w:ind w:left="2880" w:hanging="360"/>
+      </w:pPr>
+      <w:rPr>
+        <w:rFonts w:ascii="Wingdings" w:hAnsi="Wingdings" w:hint="default"/>
+        <w:sz w:val="20"/>
+      </w:rPr>
+    </w:lvl>
+    <w:lvl w:ilvl="4" w:tentative="1">
+      <w:start w:val="1"/>
+      <w:numFmt w:val="bullet"/>
+      <w:lvlText w:val=""/>
+      <w:lvlJc w:val="left"/>
+      <w:pPr>
+        <w:tabs>
+          <w:tab w:val="num" w:pos="3600"/>
+        </w:tabs>
+        <w:ind w:left="3600" w:hanging="360"/>
+      </w:pPr>
+      <w:rPr>
+        <w:rFonts w:ascii="Wingdings" w:hAnsi="Wingdings" w:hint="default"/>
+        <w:sz w:val="20"/>
+      </w:rPr>
+    </w:lvl>
+    <w:lvl w:ilvl="5" w:tentative="1">
+      <w:start w:val="1"/>
+      <w:numFmt w:val="bullet"/>
+      <w:lvlText w:val=""/>
+      <w:lvlJc w:val="left"/>
+      <w:pPr>
+        <w:tabs>
+          <w:tab w:val="num" w:pos="4320"/>
+        </w:tabs>
+        <w:ind w:left="4320" w:hanging="360"/>
+      </w:pPr>
+      <w:rPr>
+        <w:rFonts w:ascii="Wingdings" w:hAnsi="Wingdings" w:hint="default"/>
+        <w:sz w:val="20"/>
+      </w:rPr>
+    </w:lvl>
+    <w:lvl w:ilvl="6" w:tentative="1">
+      <w:start w:val="1"/>
+      <w:numFmt w:val="bullet"/>
+      <w:lvlText w:val=""/>
+      <w:lvlJc w:val="left"/>
+      <w:pPr>
+        <w:tabs>
+          <w:tab w:val="num" w:pos="5040"/>
+        </w:tabs>
+        <w:ind w:left="5040" w:hanging="360"/>
+      </w:pPr>
+      <w:rPr>
+        <w:rFonts w:ascii="Wingdings" w:hAnsi="Wingdings" w:hint="default"/>
+        <w:sz w:val="20"/>
+      </w:rPr>
+    </w:lvl>
+    <w:lvl w:ilvl="7" w:tentative="1">
+      <w:start w:val="1"/>
+      <w:numFmt w:val="bullet"/>
+      <w:lvlText w:val=""/>
+      <w:lvlJc w:val="left"/>
+      <w:pPr>
+        <w:tabs>
+          <w:tab w:val="num" w:pos="5760"/>
+        </w:tabs>
+        <w:ind w:left="5760" w:hanging="360"/>
+      </w:pPr>
+      <w:rPr>
+        <w:rFonts w:ascii="Wingdings" w:hAnsi="Wingdings" w:hint="default"/>
+        <w:sz w:val="20"/>
+      </w:rPr>
+    </w:lvl>
+    <w:lvl w:ilvl="8" w:tentative="1">
+      <w:start w:val="1"/>
+      <w:numFmt w:val="bullet"/>
+      <w:lvlText w:val=""/>
+      <w:lvlJc w:val="left"/>
+      <w:pPr>
+        <w:tabs>
+          <w:tab w:val="num" w:pos="6480"/>
+        </w:tabs>
+        <w:ind w:left="6480" w:hanging="360"/>
+      </w:pPr>
+      <w:rPr>
+        <w:rFonts w:ascii="Wingdings" w:hAnsi="Wingdings" w:hint="default"/>
+        <w:sz w:val="20"/>
+      </w:rPr>
+    </w:lvl>
+  </w:abstractNum>
+  <w:abstractNum w:abstractNumId="3" w15:restartNumberingAfterBreak="0">
+    <w:nsid w:val="0F0F5D56"/>
+    <w:multiLevelType w:val="multilevel"/>
+    <w:tmpl w:val="DE9C9CDE"/>
+    <w:lvl w:ilvl="0">
+      <w:start w:val="1"/>
+      <w:numFmt w:val="bullet"/>
+      <w:lvlText w:val=""/>
+      <w:lvlJc w:val="left"/>
+      <w:pPr>
+        <w:tabs>
+          <w:tab w:val="num" w:pos="720"/>
+        </w:tabs>
+        <w:ind w:left="720" w:hanging="360"/>
+      </w:pPr>
+      <w:rPr>
+        <w:rFonts w:ascii="Symbol" w:hAnsi="Symbol" w:hint="default"/>
+        <w:sz w:val="20"/>
+      </w:rPr>
+    </w:lvl>
+    <w:lvl w:ilvl="1" w:tentative="1">
+      <w:start w:val="1"/>
+      <w:numFmt w:val="bullet"/>
+      <w:lvlText w:val="o"/>
+      <w:lvlJc w:val="left"/>
+      <w:pPr>
+        <w:tabs>
+          <w:tab w:val="num" w:pos="1440"/>
+        </w:tabs>
+        <w:ind w:left="1440" w:hanging="360"/>
+      </w:pPr>
+      <w:rPr>
+        <w:rFonts w:ascii="Courier New" w:hAnsi="Courier New" w:hint="default"/>
+        <w:sz w:val="20"/>
+      </w:rPr>
+    </w:lvl>
+    <w:lvl w:ilvl="2" w:tentative="1">
+      <w:start w:val="1"/>
+      <w:numFmt w:val="bullet"/>
+      <w:lvlText w:val=""/>
+      <w:lvlJc w:val="left"/>
+      <w:pPr>
+        <w:tabs>
+          <w:tab w:val="num" w:pos="2160"/>
+        </w:tabs>
+        <w:ind w:left="2160" w:hanging="360"/>
+      </w:pPr>
+      <w:rPr>
+        <w:rFonts w:ascii="Wingdings" w:hAnsi="Wingdings" w:hint="default"/>
+        <w:sz w:val="20"/>
+      </w:rPr>
+    </w:lvl>
+    <w:lvl w:ilvl="3" w:tentative="1">
+      <w:start w:val="1"/>
+      <w:numFmt w:val="bullet"/>
+      <w:lvlText w:val=""/>
+      <w:lvlJc w:val="left"/>
+      <w:pPr>
+        <w:tabs>
+          <w:tab w:val="num" w:pos="2880"/>
+        </w:tabs>
+        <w:ind w:left="2880" w:hanging="360"/>
+      </w:pPr>
+      <w:rPr>
+        <w:rFonts w:ascii="Wingdings" w:hAnsi="Wingdings" w:hint="default"/>
+        <w:sz w:val="20"/>
+      </w:rPr>
+    </w:lvl>
+    <w:lvl w:ilvl="4" w:tentative="1">
+      <w:start w:val="1"/>
+      <w:numFmt w:val="bullet"/>
+      <w:lvlText w:val=""/>
+      <w:lvlJc w:val="left"/>
+      <w:pPr>
+        <w:tabs>
+          <w:tab w:val="num" w:pos="3600"/>
+        </w:tabs>
+        <w:ind w:left="3600" w:hanging="360"/>
+      </w:pPr>
+      <w:rPr>
+        <w:rFonts w:ascii="Wingdings" w:hAnsi="Wingdings" w:hint="default"/>
+        <w:sz w:val="20"/>
+      </w:rPr>
+    </w:lvl>
+    <w:lvl w:ilvl="5" w:tentative="1">
+      <w:start w:val="1"/>
+      <w:numFmt w:val="bullet"/>
+      <w:lvlText w:val=""/>
+      <w:lvlJc w:val="left"/>
+      <w:pPr>
+        <w:tabs>
+          <w:tab w:val="num" w:pos="4320"/>
+        </w:tabs>
+        <w:ind w:left="4320" w:hanging="360"/>
+      </w:pPr>
+      <w:rPr>
+        <w:rFonts w:ascii="Wingdings" w:hAnsi="Wingdings" w:hint="default"/>
+        <w:sz w:val="20"/>
+      </w:rPr>
+    </w:lvl>
+    <w:lvl w:ilvl="6" w:tentative="1">
+      <w:start w:val="1"/>
+      <w:numFmt w:val="bullet"/>
+      <w:lvlText w:val=""/>
+      <w:lvlJc w:val="left"/>
+      <w:pPr>
+        <w:tabs>
+          <w:tab w:val="num" w:pos="5040"/>
+        </w:tabs>
+        <w:ind w:left="5040" w:hanging="360"/>
+      </w:pPr>
+      <w:rPr>
+        <w:rFonts w:ascii="Wingdings" w:hAnsi="Wingdings" w:hint="default"/>
+        <w:sz w:val="20"/>
+      </w:rPr>
+    </w:lvl>
+    <w:lvl w:ilvl="7" w:tentative="1">
+      <w:start w:val="1"/>
+      <w:numFmt w:val="bullet"/>
+      <w:lvlText w:val=""/>
+      <w:lvlJc w:val="left"/>
+      <w:pPr>
+        <w:tabs>
+          <w:tab w:val="num" w:pos="5760"/>
+        </w:tabs>
+        <w:ind w:left="5760" w:hanging="360"/>
+      </w:pPr>
+      <w:rPr>
+        <w:rFonts w:ascii="Wingdings" w:hAnsi="Wingdings" w:hint="default"/>
+        <w:sz w:val="20"/>
+      </w:rPr>
+    </w:lvl>
+    <w:lvl w:ilvl="8" w:tentative="1">
+      <w:start w:val="1"/>
+      <w:numFmt w:val="bullet"/>
+      <w:lvlText w:val=""/>
+      <w:lvlJc w:val="left"/>
+      <w:pPr>
+        <w:tabs>
+          <w:tab w:val="num" w:pos="6480"/>
+        </w:tabs>
+        <w:ind w:left="6480" w:hanging="360"/>
+      </w:pPr>
+      <w:rPr>
+        <w:rFonts w:ascii="Wingdings" w:hAnsi="Wingdings" w:hint="default"/>
+        <w:sz w:val="20"/>
+      </w:rPr>
+    </w:lvl>
+  </w:abstractNum>
+  <w:abstractNum w:abstractNumId="4" w15:restartNumberingAfterBreak="0">
     <w:nsid w:val="23E37A5E"/>
     <w:multiLevelType w:val="multilevel"/>
     <w:tmpl w:val="6D26B9C8"/>
@@ -2236,11 +4119,172 @@
       </w:rPr>
     </w:lvl>
   </w:abstractNum>
+  <w:abstractNum w:abstractNumId="5" w15:restartNumberingAfterBreak="0">
+    <w:nsid w:val="33417EC6"/>
+    <w:multiLevelType w:val="multilevel"/>
+    <w:tmpl w:val="A9103600"/>
+    <w:lvl w:ilvl="0">
+      <w:start w:val="1"/>
+      <w:numFmt w:val="bullet"/>
+      <w:lvlText w:val=""/>
+      <w:lvlJc w:val="left"/>
+      <w:pPr>
+        <w:tabs>
+          <w:tab w:val="num" w:pos="720"/>
+        </w:tabs>
+        <w:ind w:left="720" w:hanging="360"/>
+      </w:pPr>
+      <w:rPr>
+        <w:rFonts w:ascii="Symbol" w:hAnsi="Symbol" w:hint="default"/>
+        <w:sz w:val="20"/>
+      </w:rPr>
+    </w:lvl>
+    <w:lvl w:ilvl="1" w:tentative="1">
+      <w:start w:val="1"/>
+      <w:numFmt w:val="bullet"/>
+      <w:lvlText w:val="o"/>
+      <w:lvlJc w:val="left"/>
+      <w:pPr>
+        <w:tabs>
+          <w:tab w:val="num" w:pos="1440"/>
+        </w:tabs>
+        <w:ind w:left="1440" w:hanging="360"/>
+      </w:pPr>
+      <w:rPr>
+        <w:rFonts w:ascii="Courier New" w:hAnsi="Courier New" w:hint="default"/>
+        <w:sz w:val="20"/>
+      </w:rPr>
+    </w:lvl>
+    <w:lvl w:ilvl="2" w:tentative="1">
+      <w:start w:val="1"/>
+      <w:numFmt w:val="bullet"/>
+      <w:lvlText w:val=""/>
+      <w:lvlJc w:val="left"/>
+      <w:pPr>
+        <w:tabs>
+          <w:tab w:val="num" w:pos="2160"/>
+        </w:tabs>
+        <w:ind w:left="2160" w:hanging="360"/>
+      </w:pPr>
+      <w:rPr>
+        <w:rFonts w:ascii="Wingdings" w:hAnsi="Wingdings" w:hint="default"/>
+        <w:sz w:val="20"/>
+      </w:rPr>
+    </w:lvl>
+    <w:lvl w:ilvl="3" w:tentative="1">
+      <w:start w:val="1"/>
+      <w:numFmt w:val="bullet"/>
+      <w:lvlText w:val=""/>
+      <w:lvlJc w:val="left"/>
+      <w:pPr>
+        <w:tabs>
+          <w:tab w:val="num" w:pos="2880"/>
+        </w:tabs>
+        <w:ind w:left="2880" w:hanging="360"/>
+      </w:pPr>
+      <w:rPr>
+        <w:rFonts w:ascii="Wingdings" w:hAnsi="Wingdings" w:hint="default"/>
+        <w:sz w:val="20"/>
+      </w:rPr>
+    </w:lvl>
+    <w:lvl w:ilvl="4" w:tentative="1">
+      <w:start w:val="1"/>
+      <w:numFmt w:val="bullet"/>
+      <w:lvlText w:val=""/>
+      <w:lvlJc w:val="left"/>
+      <w:pPr>
+        <w:tabs>
+          <w:tab w:val="num" w:pos="3600"/>
+        </w:tabs>
+        <w:ind w:left="3600" w:hanging="360"/>
+      </w:pPr>
+      <w:rPr>
+        <w:rFonts w:ascii="Wingdings" w:hAnsi="Wingdings" w:hint="default"/>
+        <w:sz w:val="20"/>
+      </w:rPr>
+    </w:lvl>
+    <w:lvl w:ilvl="5" w:tentative="1">
+      <w:start w:val="1"/>
+      <w:numFmt w:val="bullet"/>
+      <w:lvlText w:val=""/>
+      <w:lvlJc w:val="left"/>
+      <w:pPr>
+        <w:tabs>
+          <w:tab w:val="num" w:pos="4320"/>
+        </w:tabs>
+        <w:ind w:left="4320" w:hanging="360"/>
+      </w:pPr>
+      <w:rPr>
+        <w:rFonts w:ascii="Wingdings" w:hAnsi="Wingdings" w:hint="default"/>
+        <w:sz w:val="20"/>
+      </w:rPr>
+    </w:lvl>
+    <w:lvl w:ilvl="6" w:tentative="1">
+      <w:start w:val="1"/>
+      <w:numFmt w:val="bullet"/>
+      <w:lvlText w:val=""/>
+      <w:lvlJc w:val="left"/>
+      <w:pPr>
+        <w:tabs>
+          <w:tab w:val="num" w:pos="5040"/>
+        </w:tabs>
+        <w:ind w:left="5040" w:hanging="360"/>
+      </w:pPr>
+      <w:rPr>
+        <w:rFonts w:ascii="Wingdings" w:hAnsi="Wingdings" w:hint="default"/>
+        <w:sz w:val="20"/>
+      </w:rPr>
+    </w:lvl>
+    <w:lvl w:ilvl="7" w:tentative="1">
+      <w:start w:val="1"/>
+      <w:numFmt w:val="bullet"/>
+      <w:lvlText w:val=""/>
+      <w:lvlJc w:val="left"/>
+      <w:pPr>
+        <w:tabs>
+          <w:tab w:val="num" w:pos="5760"/>
+        </w:tabs>
+        <w:ind w:left="5760" w:hanging="360"/>
+      </w:pPr>
+      <w:rPr>
+        <w:rFonts w:ascii="Wingdings" w:hAnsi="Wingdings" w:hint="default"/>
+        <w:sz w:val="20"/>
+      </w:rPr>
+    </w:lvl>
+    <w:lvl w:ilvl="8" w:tentative="1">
+      <w:start w:val="1"/>
+      <w:numFmt w:val="bullet"/>
+      <w:lvlText w:val=""/>
+      <w:lvlJc w:val="left"/>
+      <w:pPr>
+        <w:tabs>
+          <w:tab w:val="num" w:pos="6480"/>
+        </w:tabs>
+        <w:ind w:left="6480" w:hanging="360"/>
+      </w:pPr>
+      <w:rPr>
+        <w:rFonts w:ascii="Wingdings" w:hAnsi="Wingdings" w:hint="default"/>
+        <w:sz w:val="20"/>
+      </w:rPr>
+    </w:lvl>
+  </w:abstractNum>
   <w:num w:numId="1">
-    <w:abstractNumId w:val="1"/>
+    <w:abstractNumId w:val="4"/>
   </w:num>
   <w:num w:numId="2">
     <w:abstractNumId w:val="0"/>
+  </w:num>
+  <w:num w:numId="3">
+    <w:abstractNumId w:val="1"/>
+  </w:num>
+  <w:num w:numId="4">
+    <w:abstractNumId w:val="3"/>
+  </w:num>
+  <w:num w:numId="5">
+    <w:abstractNumId w:val="5"/>
+  </w:num>
+  <w:num w:numId="6">
+    <w:abstractNumId w:val="2"/>
   </w:num>
 </w:numbering>
 </file>
